--- a/nextjs-react-tsx.docx
+++ b/nextjs-react-tsx.docx
@@ -480,35 +480,21 @@
           <w:rFonts w:ascii="Lucida Console" w:hAnsi="Lucida Console"/>
           <w:highlight w:val="yellow"/>
         </w:rPr>
-        <w:t>import Header from "</w:t>
-      </w:r>
+        <w:t>import Header from "../../components/header"</w:t>
+      </w:r>
+    </w:p>
+    <w:p>
+      <w:pPr>
+        <w:jc w:val="both"/>
+        <w:rPr>
+          <w:rFonts w:ascii="Lucida Console" w:hAnsi="Lucida Console"/>
+        </w:rPr>
+      </w:pPr>
       <w:r>
         <w:rPr>
           <w:rFonts w:ascii="Lucida Console" w:hAnsi="Lucida Console"/>
           <w:highlight w:val="yellow"/>
         </w:rPr>
-        <w:t>../..</w:t>
-      </w:r>
-      <w:r>
-        <w:rPr>
-          <w:rFonts w:ascii="Lucida Console" w:hAnsi="Lucida Console"/>
-          <w:highlight w:val="yellow"/>
-        </w:rPr>
-        <w:t>/components/header"</w:t>
-      </w:r>
-    </w:p>
-    <w:p>
-      <w:pPr>
-        <w:jc w:val="both"/>
-        <w:rPr>
-          <w:rFonts w:ascii="Lucida Console" w:hAnsi="Lucida Console"/>
-        </w:rPr>
-      </w:pPr>
-      <w:r>
-        <w:rPr>
-          <w:rFonts w:ascii="Lucida Console" w:hAnsi="Lucida Console"/>
-          <w:highlight w:val="yellow"/>
-        </w:rPr>
         <w:t>import Header from "@/components/header";</w:t>
       </w:r>
       <w:r>
@@ -763,7 +749,132 @@
           <w:b/>
           <w:bCs/>
         </w:rPr>
-        <w:t xml:space="preserve">  </w:t>
+        <w:t xml:space="preserve"> </w:t>
+      </w:r>
+    </w:p>
+    <w:p>
+      <w:pPr>
+        <w:jc w:val="both"/>
+        <w:rPr>
+          <w:rFonts w:ascii="Lucida Console" w:hAnsi="Lucida Console"/>
+          <w:b/>
+          <w:bCs/>
+        </w:rPr>
+      </w:pPr>
+      <w:r>
+        <w:rPr>
+          <w:rFonts w:ascii="Lucida Console" w:hAnsi="Lucida Console"/>
+          <w:b/>
+          <w:bCs/>
+        </w:rPr>
+        <w:lastRenderedPageBreak/>
+        <w:t>.11 image element, image loading</w:t>
+      </w:r>
+    </w:p>
+    <w:p>
+      <w:pPr>
+        <w:jc w:val="both"/>
+        <w:rPr>
+          <w:rFonts w:ascii="Lucida Console" w:hAnsi="Lucida Console"/>
+        </w:rPr>
+      </w:pPr>
+    </w:p>
+    <w:p>
+      <w:pPr>
+        <w:jc w:val="both"/>
+        <w:rPr>
+          <w:rFonts w:ascii="Lucida Console" w:hAnsi="Lucida Console"/>
+        </w:rPr>
+      </w:pPr>
+      <w:r>
+        <w:rPr>
+          <w:rFonts w:ascii="Lucida Console" w:hAnsi="Lucida Console"/>
+        </w:rPr>
+        <w:t xml:space="preserve">normally, if user’s connection is slow, images may not be load the moment they opened the page. if html image component were used, until image loads other components next to image would shift to where image should be. after image is loaded components would move to place where they should be, this is called layout shifting and it should be avoided. </w:t>
+      </w:r>
+    </w:p>
+    <w:p>
+      <w:pPr>
+        <w:jc w:val="both"/>
+        <w:rPr>
+          <w:rFonts w:ascii="Lucida Console" w:hAnsi="Lucida Console"/>
+        </w:rPr>
+      </w:pPr>
+      <w:r>
+        <w:rPr>
+          <w:rFonts w:ascii="Lucida Console" w:hAnsi="Lucida Console"/>
+        </w:rPr>
+        <w:t>nextjs image component helps prevent layout shifting</w:t>
+      </w:r>
+    </w:p>
+    <w:p>
+      <w:pPr>
+        <w:jc w:val="both"/>
+        <w:rPr>
+          <w:rFonts w:ascii="Lucida Console" w:hAnsi="Lucida Console"/>
+        </w:rPr>
+      </w:pPr>
+    </w:p>
+    <w:p>
+      <w:pPr>
+        <w:jc w:val="both"/>
+        <w:rPr>
+          <w:rFonts w:ascii="Lucida Console" w:hAnsi="Lucida Console"/>
+        </w:rPr>
+      </w:pPr>
+      <w:r>
+        <w:rPr>
+          <w:rFonts w:ascii="Lucida Console" w:hAnsi="Lucida Console"/>
+        </w:rPr>
+        <w:t>options to prevent layout shifting</w:t>
+      </w:r>
+    </w:p>
+    <w:p>
+      <w:pPr>
+        <w:jc w:val="both"/>
+        <w:rPr>
+          <w:rFonts w:ascii="Lucida Console" w:hAnsi="Lucida Console"/>
+        </w:rPr>
+      </w:pPr>
+      <w:r>
+        <w:rPr>
+          <w:rFonts w:ascii="Lucida Console" w:hAnsi="Lucida Console"/>
+        </w:rPr>
+        <w:drawing>
+          <wp:inline distT="0" distB="0" distL="0" distR="0" wp14:anchorId="317C840A" wp14:editId="489E2FCA">
+            <wp:extent cx="5760720" cy="2827655"/>
+            <wp:effectExtent l="0" t="0" r="0" b="0"/>
+            <wp:docPr id="926100707" name="Resim 1"/>
+            <wp:cNvGraphicFramePr>
+              <a:graphicFrameLocks xmlns:a="http://schemas.openxmlformats.org/drawingml/2006/main" noChangeAspect="1"/>
+            </wp:cNvGraphicFramePr>
+            <a:graphic xmlns:a="http://schemas.openxmlformats.org/drawingml/2006/main">
+              <a:graphicData uri="http://schemas.openxmlformats.org/drawingml/2006/picture">
+                <pic:pic xmlns:pic="http://schemas.openxmlformats.org/drawingml/2006/picture">
+                  <pic:nvPicPr>
+                    <pic:cNvPr id="926100707" name=""/>
+                    <pic:cNvPicPr/>
+                  </pic:nvPicPr>
+                  <pic:blipFill>
+                    <a:blip r:embed="rId5"/>
+                    <a:stretch>
+                      <a:fillRect/>
+                    </a:stretch>
+                  </pic:blipFill>
+                  <pic:spPr>
+                    <a:xfrm>
+                      <a:off x="0" y="0"/>
+                      <a:ext cx="5760720" cy="2827655"/>
+                    </a:xfrm>
+                    <a:prstGeom prst="rect">
+                      <a:avLst/>
+                    </a:prstGeom>
+                  </pic:spPr>
+                </pic:pic>
+              </a:graphicData>
+            </a:graphic>
+          </wp:inline>
+        </w:drawing>
       </w:r>
     </w:p>
     <w:sectPr>
@@ -1379,6 +1490,7 @@
   <w:style w:type="character" w:default="1" w:styleId="VarsaylanParagrafYazTipi">
     <w:name w:val="Default Paragraph Font"/>
     <w:uiPriority w:val="1"/>
+    <w:semiHidden/>
     <w:unhideWhenUsed/>
   </w:style>
   <w:style w:type="table" w:default="1" w:styleId="NormalTablo">

--- a/nextjs-react-tsx.docx
+++ b/nextjs-react-tsx.docx
@@ -839,6 +839,7 @@
       <w:r>
         <w:rPr>
           <w:rFonts w:ascii="Lucida Console" w:hAnsi="Lucida Console"/>
+          <w:noProof/>
         </w:rPr>
         <w:drawing>
           <wp:inline distT="0" distB="0" distL="0" distR="0" wp14:anchorId="317C840A" wp14:editId="489E2FCA">
@@ -876,6 +877,3771 @@
           </wp:inline>
         </w:drawing>
       </w:r>
+    </w:p>
+    <w:p>
+      <w:pPr>
+        <w:jc w:val="both"/>
+        <w:rPr>
+          <w:rFonts w:ascii="Lucida Console" w:hAnsi="Lucida Console"/>
+        </w:rPr>
+      </w:pPr>
+    </w:p>
+    <w:p>
+      <w:pPr>
+        <w:jc w:val="both"/>
+        <w:rPr>
+          <w:rFonts w:ascii="Lucida Console" w:hAnsi="Lucida Console"/>
+          <w:b/>
+          <w:bCs/>
+        </w:rPr>
+      </w:pPr>
+      <w:r>
+        <w:rPr>
+          <w:rFonts w:ascii="Lucida Console" w:hAnsi="Lucida Console"/>
+          <w:b/>
+          <w:bCs/>
+        </w:rPr>
+        <w:t xml:space="preserve">.12. tailwind </w:t>
+      </w:r>
+    </w:p>
+    <w:p>
+      <w:pPr>
+        <w:jc w:val="both"/>
+        <w:rPr>
+          <w:rFonts w:ascii="Lucida Console" w:hAnsi="Lucida Console"/>
+        </w:rPr>
+      </w:pPr>
+      <w:r>
+        <w:rPr>
+          <w:rFonts w:ascii="Lucida Console" w:hAnsi="Lucida Console"/>
+        </w:rPr>
+        <w:t xml:space="preserve">in order to make tailwind work correctly change import statement to </w:t>
+      </w:r>
+    </w:p>
+    <w:p>
+      <w:pPr>
+        <w:shd w:val="clear" w:color="auto" w:fill="121314"/>
+        <w:spacing w:line="285" w:lineRule="atLeast"/>
+        <w:rPr>
+          <w:rFonts w:ascii="Consolas" w:eastAsia="Times New Roman" w:hAnsi="Consolas" w:cs="Times New Roman"/>
+          <w:color w:val="BBBEBF"/>
+          <w:kern w:val="0"/>
+          <w:sz w:val="21"/>
+          <w:szCs w:val="21"/>
+          <w:lang w:eastAsia="tr-TR"/>
+          <w14:ligatures w14:val="none"/>
+        </w:rPr>
+      </w:pPr>
+      <w:r>
+        <w:rPr>
+          <w:rFonts w:ascii="Lucida Console" w:hAnsi="Lucida Console"/>
+        </w:rPr>
+        <w:t>“</w:t>
+      </w:r>
+      <w:r>
+        <w:rPr>
+          <w:rFonts w:ascii="Consolas" w:eastAsia="Times New Roman" w:hAnsi="Consolas" w:cs="Times New Roman"/>
+          <w:color w:val="C586C0"/>
+          <w:kern w:val="0"/>
+          <w:sz w:val="21"/>
+          <w:szCs w:val="21"/>
+          <w:lang w:eastAsia="tr-TR"/>
+          <w14:ligatures w14:val="none"/>
+        </w:rPr>
+        <w:t>@import</w:t>
+      </w:r>
+      <w:r>
+        <w:rPr>
+          <w:rFonts w:ascii="Consolas" w:eastAsia="Times New Roman" w:hAnsi="Consolas" w:cs="Times New Roman"/>
+          <w:color w:val="BBBEBF"/>
+          <w:kern w:val="0"/>
+          <w:sz w:val="21"/>
+          <w:szCs w:val="21"/>
+          <w:lang w:eastAsia="tr-TR"/>
+          <w14:ligatures w14:val="none"/>
+        </w:rPr>
+        <w:t xml:space="preserve"> </w:t>
+      </w:r>
+      <w:r>
+        <w:rPr>
+          <w:rFonts w:ascii="Consolas" w:eastAsia="Times New Roman" w:hAnsi="Consolas" w:cs="Times New Roman"/>
+          <w:color w:val="A5D6FF"/>
+          <w:kern w:val="0"/>
+          <w:sz w:val="21"/>
+          <w:szCs w:val="21"/>
+          <w:lang w:eastAsia="tr-TR"/>
+          <w14:ligatures w14:val="none"/>
+        </w:rPr>
+        <w:t>"tailwindcss"</w:t>
+      </w:r>
+      <w:r>
+        <w:rPr>
+          <w:rFonts w:ascii="Consolas" w:eastAsia="Times New Roman" w:hAnsi="Consolas" w:cs="Times New Roman"/>
+          <w:color w:val="BBBEBF"/>
+          <w:kern w:val="0"/>
+          <w:sz w:val="21"/>
+          <w:szCs w:val="21"/>
+          <w:lang w:eastAsia="tr-TR"/>
+          <w14:ligatures w14:val="none"/>
+        </w:rPr>
+        <w:t>;</w:t>
+      </w:r>
+      <w:r>
+        <w:rPr>
+          <w:rFonts w:ascii="Consolas" w:eastAsia="Times New Roman" w:hAnsi="Consolas" w:cs="Times New Roman"/>
+          <w:color w:val="BBBEBF"/>
+          <w:kern w:val="0"/>
+          <w:sz w:val="21"/>
+          <w:szCs w:val="21"/>
+          <w:lang w:eastAsia="tr-TR"/>
+          <w14:ligatures w14:val="none"/>
+        </w:rPr>
+        <w:t>”</w:t>
+      </w:r>
+    </w:p>
+    <w:p>
+      <w:pPr>
+        <w:jc w:val="both"/>
+        <w:rPr>
+          <w:rFonts w:ascii="Lucida Console" w:hAnsi="Lucida Console"/>
+        </w:rPr>
+      </w:pPr>
+      <w:r>
+        <w:rPr>
+          <w:rFonts w:ascii="Lucida Console" w:hAnsi="Lucida Console"/>
+        </w:rPr>
+        <w:t xml:space="preserve">from </w:t>
+      </w:r>
+    </w:p>
+    <w:p>
+      <w:pPr>
+        <w:shd w:val="clear" w:color="auto" w:fill="121314"/>
+        <w:spacing w:after="0" w:line="285" w:lineRule="atLeast"/>
+        <w:rPr>
+          <w:rFonts w:ascii="Consolas" w:eastAsia="Times New Roman" w:hAnsi="Consolas" w:cs="Times New Roman"/>
+          <w:color w:val="BBBEBF"/>
+          <w:kern w:val="0"/>
+          <w:sz w:val="21"/>
+          <w:szCs w:val="21"/>
+          <w:lang w:eastAsia="tr-TR"/>
+          <w14:ligatures w14:val="none"/>
+        </w:rPr>
+      </w:pPr>
+      <w:r>
+        <w:rPr>
+          <w:rFonts w:ascii="Consolas" w:eastAsia="Times New Roman" w:hAnsi="Consolas" w:cs="Times New Roman"/>
+          <w:color w:val="C586C0"/>
+          <w:kern w:val="0"/>
+          <w:sz w:val="21"/>
+          <w:szCs w:val="21"/>
+          <w:lang w:eastAsia="tr-TR"/>
+          <w14:ligatures w14:val="none"/>
+        </w:rPr>
+        <w:t>@tailwind</w:t>
+      </w:r>
+      <w:r>
+        <w:rPr>
+          <w:rFonts w:ascii="Consolas" w:eastAsia="Times New Roman" w:hAnsi="Consolas" w:cs="Times New Roman"/>
+          <w:color w:val="BBBEBF"/>
+          <w:kern w:val="0"/>
+          <w:sz w:val="21"/>
+          <w:szCs w:val="21"/>
+          <w:lang w:eastAsia="tr-TR"/>
+          <w14:ligatures w14:val="none"/>
+        </w:rPr>
+        <w:t xml:space="preserve"> base;</w:t>
+      </w:r>
+    </w:p>
+    <w:p>
+      <w:pPr>
+        <w:shd w:val="clear" w:color="auto" w:fill="121314"/>
+        <w:spacing w:after="0" w:line="285" w:lineRule="atLeast"/>
+        <w:rPr>
+          <w:rFonts w:ascii="Consolas" w:eastAsia="Times New Roman" w:hAnsi="Consolas" w:cs="Times New Roman"/>
+          <w:color w:val="BBBEBF"/>
+          <w:kern w:val="0"/>
+          <w:sz w:val="21"/>
+          <w:szCs w:val="21"/>
+          <w:lang w:eastAsia="tr-TR"/>
+          <w14:ligatures w14:val="none"/>
+        </w:rPr>
+      </w:pPr>
+      <w:r>
+        <w:rPr>
+          <w:rFonts w:ascii="Consolas" w:eastAsia="Times New Roman" w:hAnsi="Consolas" w:cs="Times New Roman"/>
+          <w:color w:val="C586C0"/>
+          <w:kern w:val="0"/>
+          <w:sz w:val="21"/>
+          <w:szCs w:val="21"/>
+          <w:lang w:eastAsia="tr-TR"/>
+          <w14:ligatures w14:val="none"/>
+        </w:rPr>
+        <w:t>@tailwind</w:t>
+      </w:r>
+      <w:r>
+        <w:rPr>
+          <w:rFonts w:ascii="Consolas" w:eastAsia="Times New Roman" w:hAnsi="Consolas" w:cs="Times New Roman"/>
+          <w:color w:val="BBBEBF"/>
+          <w:kern w:val="0"/>
+          <w:sz w:val="21"/>
+          <w:szCs w:val="21"/>
+          <w:lang w:eastAsia="tr-TR"/>
+          <w14:ligatures w14:val="none"/>
+        </w:rPr>
+        <w:t xml:space="preserve"> components;</w:t>
+      </w:r>
+    </w:p>
+    <w:p>
+      <w:pPr>
+        <w:shd w:val="clear" w:color="auto" w:fill="121314"/>
+        <w:spacing w:after="0" w:line="285" w:lineRule="atLeast"/>
+        <w:rPr>
+          <w:rFonts w:ascii="Consolas" w:eastAsia="Times New Roman" w:hAnsi="Consolas" w:cs="Times New Roman"/>
+          <w:color w:val="BBBEBF"/>
+          <w:kern w:val="0"/>
+          <w:sz w:val="21"/>
+          <w:szCs w:val="21"/>
+          <w:lang w:eastAsia="tr-TR"/>
+          <w14:ligatures w14:val="none"/>
+        </w:rPr>
+      </w:pPr>
+      <w:r>
+        <w:rPr>
+          <w:rFonts w:ascii="Consolas" w:eastAsia="Times New Roman" w:hAnsi="Consolas" w:cs="Times New Roman"/>
+          <w:color w:val="C586C0"/>
+          <w:kern w:val="0"/>
+          <w:sz w:val="21"/>
+          <w:szCs w:val="21"/>
+          <w:lang w:eastAsia="tr-TR"/>
+          <w14:ligatures w14:val="none"/>
+        </w:rPr>
+        <w:t>@tailwind</w:t>
+      </w:r>
+      <w:r>
+        <w:rPr>
+          <w:rFonts w:ascii="Consolas" w:eastAsia="Times New Roman" w:hAnsi="Consolas" w:cs="Times New Roman"/>
+          <w:color w:val="BBBEBF"/>
+          <w:kern w:val="0"/>
+          <w:sz w:val="21"/>
+          <w:szCs w:val="21"/>
+          <w:lang w:eastAsia="tr-TR"/>
+          <w14:ligatures w14:val="none"/>
+        </w:rPr>
+        <w:t xml:space="preserve"> utilities;</w:t>
+      </w:r>
+    </w:p>
+    <w:p>
+      <w:pPr>
+        <w:jc w:val="both"/>
+        <w:rPr>
+          <w:rFonts w:ascii="Lucida Console" w:hAnsi="Lucida Console"/>
+        </w:rPr>
+      </w:pPr>
+    </w:p>
+    <w:p>
+      <w:pPr>
+        <w:jc w:val="both"/>
+        <w:rPr>
+          <w:rFonts w:ascii="Lucida Console" w:hAnsi="Lucida Console"/>
+        </w:rPr>
+      </w:pPr>
+    </w:p>
+    <w:p>
+      <w:pPr>
+        <w:jc w:val="both"/>
+        <w:rPr>
+          <w:rFonts w:ascii="Lucida Console" w:hAnsi="Lucida Console"/>
+        </w:rPr>
+      </w:pPr>
+    </w:p>
+    <w:p>
+      <w:pPr>
+        <w:jc w:val="both"/>
+        <w:rPr>
+          <w:rFonts w:ascii="Lucida Console" w:hAnsi="Lucida Console"/>
+        </w:rPr>
+      </w:pPr>
+    </w:p>
+    <w:p>
+      <w:pPr>
+        <w:jc w:val="both"/>
+        <w:rPr>
+          <w:rFonts w:ascii="Lucida Console" w:hAnsi="Lucida Console"/>
+        </w:rPr>
+      </w:pPr>
+    </w:p>
+    <w:p>
+      <w:pPr>
+        <w:jc w:val="both"/>
+        <w:rPr>
+          <w:rFonts w:ascii="Lucida Console" w:hAnsi="Lucida Console"/>
+        </w:rPr>
+      </w:pPr>
+    </w:p>
+    <w:p>
+      <w:pPr>
+        <w:jc w:val="both"/>
+        <w:rPr>
+          <w:rFonts w:ascii="Lucida Console" w:hAnsi="Lucida Console"/>
+        </w:rPr>
+      </w:pPr>
+    </w:p>
+    <w:p>
+      <w:pPr>
+        <w:jc w:val="both"/>
+        <w:rPr>
+          <w:rFonts w:ascii="Lucida Console" w:hAnsi="Lucida Console"/>
+        </w:rPr>
+      </w:pPr>
+      <w:r>
+        <w:rPr>
+          <w:rFonts w:ascii="Lucida Console" w:hAnsi="Lucida Console"/>
+        </w:rPr>
+        <w:lastRenderedPageBreak/>
+        <w:t xml:space="preserve">also use typescript version 5.9.3 or else </w:t>
+      </w:r>
+    </w:p>
+    <w:p>
+      <w:pPr>
+        <w:shd w:val="clear" w:color="auto" w:fill="121314"/>
+        <w:spacing w:after="0" w:line="285" w:lineRule="atLeast"/>
+        <w:rPr>
+          <w:rFonts w:ascii="Consolas" w:eastAsia="Times New Roman" w:hAnsi="Consolas" w:cs="Times New Roman"/>
+          <w:color w:val="BBBEBF"/>
+          <w:kern w:val="0"/>
+          <w:sz w:val="21"/>
+          <w:szCs w:val="21"/>
+          <w:lang w:eastAsia="tr-TR"/>
+          <w14:ligatures w14:val="none"/>
+        </w:rPr>
+      </w:pPr>
+      <w:r>
+        <w:rPr>
+          <w:rFonts w:ascii="Consolas" w:eastAsia="Times New Roman" w:hAnsi="Consolas" w:cs="Times New Roman"/>
+          <w:color w:val="C586C0"/>
+          <w:kern w:val="0"/>
+          <w:sz w:val="21"/>
+          <w:szCs w:val="21"/>
+          <w:lang w:eastAsia="tr-TR"/>
+          <w14:ligatures w14:val="none"/>
+        </w:rPr>
+        <w:t>import</w:t>
+      </w:r>
+      <w:r>
+        <w:rPr>
+          <w:rFonts w:ascii="Consolas" w:eastAsia="Times New Roman" w:hAnsi="Consolas" w:cs="Times New Roman"/>
+          <w:color w:val="BBBEBF"/>
+          <w:kern w:val="0"/>
+          <w:sz w:val="21"/>
+          <w:szCs w:val="21"/>
+          <w:lang w:eastAsia="tr-TR"/>
+          <w14:ligatures w14:val="none"/>
+        </w:rPr>
+        <w:t xml:space="preserve"> </w:t>
+      </w:r>
+      <w:r>
+        <w:rPr>
+          <w:rFonts w:ascii="Consolas" w:eastAsia="Times New Roman" w:hAnsi="Consolas" w:cs="Times New Roman"/>
+          <w:color w:val="A5D6FF"/>
+          <w:kern w:val="0"/>
+          <w:sz w:val="21"/>
+          <w:szCs w:val="21"/>
+          <w:lang w:eastAsia="tr-TR"/>
+          <w14:ligatures w14:val="none"/>
+        </w:rPr>
+        <w:t>"./globals.css"</w:t>
+      </w:r>
+      <w:r>
+        <w:rPr>
+          <w:rFonts w:ascii="Consolas" w:eastAsia="Times New Roman" w:hAnsi="Consolas" w:cs="Times New Roman"/>
+          <w:color w:val="BBBEBF"/>
+          <w:kern w:val="0"/>
+          <w:sz w:val="21"/>
+          <w:szCs w:val="21"/>
+          <w:lang w:eastAsia="tr-TR"/>
+          <w14:ligatures w14:val="none"/>
+        </w:rPr>
+        <w:t>;</w:t>
+      </w:r>
+    </w:p>
+    <w:p>
+      <w:pPr>
+        <w:jc w:val="both"/>
+        <w:rPr>
+          <w:rFonts w:ascii="Lucida Console" w:hAnsi="Lucida Console"/>
+        </w:rPr>
+      </w:pPr>
+      <w:r>
+        <w:rPr>
+          <w:rFonts w:ascii="Lucida Console" w:hAnsi="Lucida Console"/>
+        </w:rPr>
+        <w:t>this part gives error</w:t>
+      </w:r>
+    </w:p>
+    <w:p>
+      <w:pPr>
+        <w:jc w:val="both"/>
+      </w:pPr>
+      <w:r>
+        <w:rPr>
+          <w:rFonts w:ascii="Lucida Console" w:hAnsi="Lucida Console"/>
+          <w:noProof/>
+        </w:rPr>
+        <w:drawing>
+          <wp:inline distT="0" distB="0" distL="0" distR="0" wp14:anchorId="2FDF51B3" wp14:editId="254E0D48">
+            <wp:extent cx="4058216" cy="1924319"/>
+            <wp:effectExtent l="0" t="0" r="0" b="0"/>
+            <wp:docPr id="1085990816" name="Resim 1"/>
+            <wp:cNvGraphicFramePr>
+              <a:graphicFrameLocks xmlns:a="http://schemas.openxmlformats.org/drawingml/2006/main" noChangeAspect="1"/>
+            </wp:cNvGraphicFramePr>
+            <a:graphic xmlns:a="http://schemas.openxmlformats.org/drawingml/2006/main">
+              <a:graphicData uri="http://schemas.openxmlformats.org/drawingml/2006/picture">
+                <pic:pic xmlns:pic="http://schemas.openxmlformats.org/drawingml/2006/picture">
+                  <pic:nvPicPr>
+                    <pic:cNvPr id="1085990816" name=""/>
+                    <pic:cNvPicPr/>
+                  </pic:nvPicPr>
+                  <pic:blipFill>
+                    <a:blip r:embed="rId6"/>
+                    <a:stretch>
+                      <a:fillRect/>
+                    </a:stretch>
+                  </pic:blipFill>
+                  <pic:spPr>
+                    <a:xfrm>
+                      <a:off x="0" y="0"/>
+                      <a:ext cx="4058216" cy="1924319"/>
+                    </a:xfrm>
+                    <a:prstGeom prst="rect">
+                      <a:avLst/>
+                    </a:prstGeom>
+                  </pic:spPr>
+                </pic:pic>
+              </a:graphicData>
+            </a:graphic>
+          </wp:inline>
+        </w:drawing>
+      </w:r>
+    </w:p>
+    <w:p>
+      <w:pPr>
+        <w:jc w:val="both"/>
+        <w:rPr>
+          <w:rFonts w:ascii="Lucida Console" w:hAnsi="Lucida Console"/>
+        </w:rPr>
+      </w:pPr>
+    </w:p>
+    <w:p>
+      <w:pPr>
+        <w:jc w:val="both"/>
+        <w:rPr>
+          <w:rFonts w:ascii="Lucida Console" w:hAnsi="Lucida Console"/>
+          <w:b/>
+          <w:bCs/>
+        </w:rPr>
+      </w:pPr>
+      <w:r>
+        <w:rPr>
+          <w:rFonts w:ascii="Lucida Console" w:hAnsi="Lucida Console"/>
+          <w:b/>
+          <w:bCs/>
+        </w:rPr>
+        <w:t>.13. build</w:t>
+      </w:r>
+    </w:p>
+    <w:p>
+      <w:pPr>
+        <w:jc w:val="both"/>
+        <w:rPr>
+          <w:rFonts w:ascii="Lucida Console" w:hAnsi="Lucida Console"/>
+          <w:b/>
+          <w:bCs/>
+        </w:rPr>
+      </w:pPr>
+    </w:p>
+    <w:p>
+      <w:pPr>
+        <w:jc w:val="both"/>
+        <w:rPr>
+          <w:rFonts w:ascii="Lucida Console" w:hAnsi="Lucida Console"/>
+        </w:rPr>
+      </w:pPr>
+      <w:r>
+        <w:rPr>
+          <w:rFonts w:ascii="Lucida Console" w:hAnsi="Lucida Console"/>
+        </w:rPr>
+        <w:t xml:space="preserve">in next.config.ts </w:t>
+      </w:r>
+    </w:p>
+    <w:p>
+      <w:pPr>
+        <w:shd w:val="clear" w:color="auto" w:fill="121314"/>
+        <w:spacing w:after="0" w:line="285" w:lineRule="atLeast"/>
+        <w:rPr>
+          <w:rFonts w:ascii="Consolas" w:eastAsia="Times New Roman" w:hAnsi="Consolas" w:cs="Times New Roman"/>
+          <w:color w:val="BBBEBF"/>
+          <w:kern w:val="0"/>
+          <w:sz w:val="21"/>
+          <w:szCs w:val="21"/>
+          <w:lang w:eastAsia="tr-TR"/>
+          <w14:ligatures w14:val="none"/>
+        </w:rPr>
+      </w:pPr>
+      <w:r>
+        <w:rPr>
+          <w:rFonts w:ascii="Consolas" w:eastAsia="Times New Roman" w:hAnsi="Consolas" w:cs="Times New Roman"/>
+          <w:color w:val="FF7B72"/>
+          <w:kern w:val="0"/>
+          <w:sz w:val="21"/>
+          <w:szCs w:val="21"/>
+          <w:lang w:eastAsia="tr-TR"/>
+          <w14:ligatures w14:val="none"/>
+        </w:rPr>
+        <w:t>const</w:t>
+      </w:r>
+      <w:r>
+        <w:rPr>
+          <w:rFonts w:ascii="Consolas" w:eastAsia="Times New Roman" w:hAnsi="Consolas" w:cs="Times New Roman"/>
+          <w:color w:val="BBBEBF"/>
+          <w:kern w:val="0"/>
+          <w:sz w:val="21"/>
+          <w:szCs w:val="21"/>
+          <w:lang w:eastAsia="tr-TR"/>
+          <w14:ligatures w14:val="none"/>
+        </w:rPr>
+        <w:t xml:space="preserve"> </w:t>
+      </w:r>
+      <w:r>
+        <w:rPr>
+          <w:rFonts w:ascii="Consolas" w:eastAsia="Times New Roman" w:hAnsi="Consolas" w:cs="Times New Roman"/>
+          <w:color w:val="79C0FF"/>
+          <w:kern w:val="0"/>
+          <w:sz w:val="21"/>
+          <w:szCs w:val="21"/>
+          <w:lang w:eastAsia="tr-TR"/>
+          <w14:ligatures w14:val="none"/>
+        </w:rPr>
+        <w:t>nextConfig</w:t>
+      </w:r>
+      <w:r>
+        <w:rPr>
+          <w:rFonts w:ascii="Consolas" w:eastAsia="Times New Roman" w:hAnsi="Consolas" w:cs="Times New Roman"/>
+          <w:color w:val="D4D4D4"/>
+          <w:kern w:val="0"/>
+          <w:sz w:val="21"/>
+          <w:szCs w:val="21"/>
+          <w:lang w:eastAsia="tr-TR"/>
+          <w14:ligatures w14:val="none"/>
+        </w:rPr>
+        <w:t>:</w:t>
+      </w:r>
+      <w:r>
+        <w:rPr>
+          <w:rFonts w:ascii="Consolas" w:eastAsia="Times New Roman" w:hAnsi="Consolas" w:cs="Times New Roman"/>
+          <w:color w:val="BBBEBF"/>
+          <w:kern w:val="0"/>
+          <w:sz w:val="21"/>
+          <w:szCs w:val="21"/>
+          <w:lang w:eastAsia="tr-TR"/>
+          <w14:ligatures w14:val="none"/>
+        </w:rPr>
+        <w:t xml:space="preserve"> </w:t>
+      </w:r>
+      <w:r>
+        <w:rPr>
+          <w:rFonts w:ascii="Consolas" w:eastAsia="Times New Roman" w:hAnsi="Consolas" w:cs="Times New Roman"/>
+          <w:color w:val="4EC9B0"/>
+          <w:kern w:val="0"/>
+          <w:sz w:val="21"/>
+          <w:szCs w:val="21"/>
+          <w:lang w:eastAsia="tr-TR"/>
+          <w14:ligatures w14:val="none"/>
+        </w:rPr>
+        <w:t>NextConfig</w:t>
+      </w:r>
+      <w:r>
+        <w:rPr>
+          <w:rFonts w:ascii="Consolas" w:eastAsia="Times New Roman" w:hAnsi="Consolas" w:cs="Times New Roman"/>
+          <w:color w:val="BBBEBF"/>
+          <w:kern w:val="0"/>
+          <w:sz w:val="21"/>
+          <w:szCs w:val="21"/>
+          <w:lang w:eastAsia="tr-TR"/>
+          <w14:ligatures w14:val="none"/>
+        </w:rPr>
+        <w:t xml:space="preserve"> </w:t>
+      </w:r>
+      <w:r>
+        <w:rPr>
+          <w:rFonts w:ascii="Consolas" w:eastAsia="Times New Roman" w:hAnsi="Consolas" w:cs="Times New Roman"/>
+          <w:color w:val="D4D4D4"/>
+          <w:kern w:val="0"/>
+          <w:sz w:val="21"/>
+          <w:szCs w:val="21"/>
+          <w:lang w:eastAsia="tr-TR"/>
+          <w14:ligatures w14:val="none"/>
+        </w:rPr>
+        <w:t>=</w:t>
+      </w:r>
+      <w:r>
+        <w:rPr>
+          <w:rFonts w:ascii="Consolas" w:eastAsia="Times New Roman" w:hAnsi="Consolas" w:cs="Times New Roman"/>
+          <w:color w:val="BBBEBF"/>
+          <w:kern w:val="0"/>
+          <w:sz w:val="21"/>
+          <w:szCs w:val="21"/>
+          <w:lang w:eastAsia="tr-TR"/>
+          <w14:ligatures w14:val="none"/>
+        </w:rPr>
+        <w:t xml:space="preserve"> {</w:t>
+      </w:r>
+    </w:p>
+    <w:p>
+      <w:pPr>
+        <w:shd w:val="clear" w:color="auto" w:fill="121314"/>
+        <w:spacing w:after="0" w:line="285" w:lineRule="atLeast"/>
+        <w:rPr>
+          <w:rFonts w:ascii="Consolas" w:eastAsia="Times New Roman" w:hAnsi="Consolas" w:cs="Times New Roman"/>
+          <w:color w:val="BBBEBF"/>
+          <w:kern w:val="0"/>
+          <w:sz w:val="21"/>
+          <w:szCs w:val="21"/>
+          <w:lang w:eastAsia="tr-TR"/>
+          <w14:ligatures w14:val="none"/>
+        </w:rPr>
+      </w:pPr>
+      <w:r>
+        <w:rPr>
+          <w:rFonts w:ascii="Consolas" w:eastAsia="Times New Roman" w:hAnsi="Consolas" w:cs="Times New Roman"/>
+          <w:color w:val="BBBEBF"/>
+          <w:kern w:val="0"/>
+          <w:sz w:val="21"/>
+          <w:szCs w:val="21"/>
+          <w:lang w:eastAsia="tr-TR"/>
+          <w14:ligatures w14:val="none"/>
+        </w:rPr>
+        <w:t xml:space="preserve">  </w:t>
+      </w:r>
+      <w:r>
+        <w:rPr>
+          <w:rFonts w:ascii="Consolas" w:eastAsia="Times New Roman" w:hAnsi="Consolas" w:cs="Times New Roman"/>
+          <w:color w:val="8B949E"/>
+          <w:kern w:val="0"/>
+          <w:sz w:val="21"/>
+          <w:szCs w:val="21"/>
+          <w:lang w:eastAsia="tr-TR"/>
+          <w14:ligatures w14:val="none"/>
+        </w:rPr>
+        <w:t>/* config options here */</w:t>
+      </w:r>
+    </w:p>
+    <w:p>
+      <w:pPr>
+        <w:shd w:val="clear" w:color="auto" w:fill="121314"/>
+        <w:spacing w:after="0" w:line="285" w:lineRule="atLeast"/>
+        <w:rPr>
+          <w:rFonts w:ascii="Consolas" w:eastAsia="Times New Roman" w:hAnsi="Consolas" w:cs="Times New Roman"/>
+          <w:color w:val="BBBEBF"/>
+          <w:kern w:val="0"/>
+          <w:sz w:val="21"/>
+          <w:szCs w:val="21"/>
+          <w:lang w:eastAsia="tr-TR"/>
+          <w14:ligatures w14:val="none"/>
+        </w:rPr>
+      </w:pPr>
+      <w:r>
+        <w:rPr>
+          <w:rFonts w:ascii="Consolas" w:eastAsia="Times New Roman" w:hAnsi="Consolas" w:cs="Times New Roman"/>
+          <w:color w:val="BBBEBF"/>
+          <w:kern w:val="0"/>
+          <w:sz w:val="21"/>
+          <w:szCs w:val="21"/>
+          <w:lang w:eastAsia="tr-TR"/>
+          <w14:ligatures w14:val="none"/>
+        </w:rPr>
+        <w:t xml:space="preserve">  </w:t>
+      </w:r>
+      <w:r>
+        <w:rPr>
+          <w:rFonts w:ascii="Consolas" w:eastAsia="Times New Roman" w:hAnsi="Consolas" w:cs="Times New Roman"/>
+          <w:color w:val="C9D1D9"/>
+          <w:kern w:val="0"/>
+          <w:sz w:val="21"/>
+          <w:szCs w:val="21"/>
+          <w:lang w:eastAsia="tr-TR"/>
+          <w14:ligatures w14:val="none"/>
+        </w:rPr>
+        <w:t>output</w:t>
+      </w:r>
+      <w:r>
+        <w:rPr>
+          <w:rFonts w:ascii="Consolas" w:eastAsia="Times New Roman" w:hAnsi="Consolas" w:cs="Times New Roman"/>
+          <w:color w:val="9CDCFE"/>
+          <w:kern w:val="0"/>
+          <w:sz w:val="21"/>
+          <w:szCs w:val="21"/>
+          <w:lang w:eastAsia="tr-TR"/>
+          <w14:ligatures w14:val="none"/>
+        </w:rPr>
+        <w:t>:</w:t>
+      </w:r>
+      <w:r>
+        <w:rPr>
+          <w:rFonts w:ascii="Consolas" w:eastAsia="Times New Roman" w:hAnsi="Consolas" w:cs="Times New Roman"/>
+          <w:color w:val="C9D1D9"/>
+          <w:kern w:val="0"/>
+          <w:sz w:val="21"/>
+          <w:szCs w:val="21"/>
+          <w:lang w:eastAsia="tr-TR"/>
+          <w14:ligatures w14:val="none"/>
+        </w:rPr>
+        <w:t xml:space="preserve"> </w:t>
+      </w:r>
+      <w:r>
+        <w:rPr>
+          <w:rFonts w:ascii="Consolas" w:eastAsia="Times New Roman" w:hAnsi="Consolas" w:cs="Times New Roman"/>
+          <w:color w:val="A5D6FF"/>
+          <w:kern w:val="0"/>
+          <w:sz w:val="21"/>
+          <w:szCs w:val="21"/>
+          <w:lang w:eastAsia="tr-TR"/>
+          <w14:ligatures w14:val="none"/>
+        </w:rPr>
+        <w:t>"standalone"</w:t>
+      </w:r>
+    </w:p>
+    <w:p>
+      <w:pPr>
+        <w:shd w:val="clear" w:color="auto" w:fill="121314"/>
+        <w:spacing w:after="0" w:line="285" w:lineRule="atLeast"/>
+        <w:rPr>
+          <w:rFonts w:ascii="Consolas" w:eastAsia="Times New Roman" w:hAnsi="Consolas" w:cs="Times New Roman"/>
+          <w:color w:val="BBBEBF"/>
+          <w:kern w:val="0"/>
+          <w:sz w:val="21"/>
+          <w:szCs w:val="21"/>
+          <w:lang w:eastAsia="tr-TR"/>
+          <w14:ligatures w14:val="none"/>
+        </w:rPr>
+      </w:pPr>
+      <w:r>
+        <w:rPr>
+          <w:rFonts w:ascii="Consolas" w:eastAsia="Times New Roman" w:hAnsi="Consolas" w:cs="Times New Roman"/>
+          <w:color w:val="BBBEBF"/>
+          <w:kern w:val="0"/>
+          <w:sz w:val="21"/>
+          <w:szCs w:val="21"/>
+          <w:lang w:eastAsia="tr-TR"/>
+          <w14:ligatures w14:val="none"/>
+        </w:rPr>
+        <w:t>};</w:t>
+      </w:r>
+    </w:p>
+    <w:p>
+      <w:pPr>
+        <w:jc w:val="both"/>
+        <w:rPr>
+          <w:rFonts w:ascii="Lucida Console" w:hAnsi="Lucida Console"/>
+        </w:rPr>
+      </w:pPr>
+    </w:p>
+    <w:p>
+      <w:pPr>
+        <w:jc w:val="both"/>
+        <w:rPr>
+          <w:rFonts w:ascii="Lucida Console" w:hAnsi="Lucida Console"/>
+        </w:rPr>
+      </w:pPr>
+      <w:r>
+        <w:rPr>
+          <w:rFonts w:ascii="Lucida Console" w:hAnsi="Lucida Console"/>
+        </w:rPr>
+        <w:t>change output to standalone and run “npx run build”.</w:t>
+      </w:r>
+    </w:p>
+    <w:p>
+      <w:pPr>
+        <w:jc w:val="both"/>
+        <w:rPr>
+          <w:rFonts w:ascii="Lucida Console" w:hAnsi="Lucida Console"/>
+        </w:rPr>
+      </w:pPr>
+      <w:r>
+        <w:rPr>
+          <w:rFonts w:ascii="Lucida Console" w:hAnsi="Lucida Console"/>
+        </w:rPr>
+        <w:t xml:space="preserve">build files will be under .next/standalone but it also needs public and static? folders. </w:t>
+      </w:r>
+      <w:r>
+        <w:rPr>
+          <w:rFonts w:ascii="Lucida Console" w:hAnsi="Lucida Console"/>
+        </w:rPr>
+        <w:br w:type="page"/>
+      </w:r>
+    </w:p>
+    <w:p>
+      <w:pPr>
+        <w:jc w:val="both"/>
+        <w:rPr>
+          <w:rFonts w:ascii="Lucida Console" w:hAnsi="Lucida Console"/>
+        </w:rPr>
+      </w:pPr>
+    </w:p>
+    <w:p>
+      <w:pPr>
+        <w:jc w:val="center"/>
+        <w:rPr>
+          <w:rFonts w:ascii="Lucida Console" w:hAnsi="Lucida Console"/>
+          <w:b/>
+          <w:bCs/>
+        </w:rPr>
+      </w:pPr>
+      <w:r>
+        <w:rPr>
+          <w:rFonts w:ascii="Lucida Console" w:hAnsi="Lucida Console"/>
+          <w:b/>
+          <w:bCs/>
+        </w:rPr>
+        <w:t>section.2. &amp; section.3.</w:t>
+      </w:r>
+    </w:p>
+    <w:p>
+      <w:pPr>
+        <w:jc w:val="center"/>
+        <w:rPr>
+          <w:rFonts w:ascii="Lucida Console" w:hAnsi="Lucida Console"/>
+          <w:b/>
+          <w:bCs/>
+        </w:rPr>
+      </w:pPr>
+    </w:p>
+    <w:p>
+      <w:pPr>
+        <w:rPr>
+          <w:rFonts w:ascii="Lucida Console" w:hAnsi="Lucida Console"/>
+          <w:b/>
+          <w:bCs/>
+        </w:rPr>
+      </w:pPr>
+      <w:r>
+        <w:rPr>
+          <w:rFonts w:ascii="Lucida Console" w:hAnsi="Lucida Console"/>
+          <w:b/>
+          <w:bCs/>
+        </w:rPr>
+        <w:t xml:space="preserve">.19. install prisma </w:t>
+      </w:r>
+    </w:p>
+    <w:p>
+      <w:pPr>
+        <w:rPr>
+          <w:rFonts w:ascii="Lucida Console" w:hAnsi="Lucida Console"/>
+          <w:b/>
+          <w:bCs/>
+        </w:rPr>
+      </w:pPr>
+    </w:p>
+    <w:p>
+      <w:pPr>
+        <w:rPr>
+          <w:rFonts w:ascii="Lucida Console" w:hAnsi="Lucida Console"/>
+        </w:rPr>
+      </w:pPr>
+      <w:r>
+        <w:rPr>
+          <w:rFonts w:ascii="Lucida Console" w:hAnsi="Lucida Console"/>
+        </w:rPr>
+        <w:t xml:space="preserve">to initalize a db: </w:t>
+      </w:r>
+    </w:p>
+    <w:p>
+      <w:pPr>
+        <w:rPr>
+          <w:rFonts w:ascii="Lucida Console" w:hAnsi="Lucida Console"/>
+        </w:rPr>
+      </w:pPr>
+      <w:r>
+        <w:rPr>
+          <w:rFonts w:ascii="Lucida Console" w:hAnsi="Lucida Console"/>
+        </w:rPr>
+        <w:t>npx prisma init --datasource-provider sqlite</w:t>
+      </w:r>
+    </w:p>
+    <w:p>
+      <w:pPr>
+        <w:rPr>
+          <w:rFonts w:ascii="Lucida Console" w:hAnsi="Lucida Console"/>
+        </w:rPr>
+      </w:pPr>
+    </w:p>
+    <w:p>
+      <w:pPr>
+        <w:rPr>
+          <w:rFonts w:ascii="Lucida Console" w:hAnsi="Lucida Console"/>
+        </w:rPr>
+      </w:pPr>
+      <w:r>
+        <w:rPr>
+          <w:rFonts w:ascii="Lucida Console" w:hAnsi="Lucida Console"/>
+        </w:rPr>
+        <w:t>in schema.prisma create a model like:</w:t>
+      </w:r>
+    </w:p>
+    <w:p>
+      <w:pPr>
+        <w:rPr>
+          <w:rFonts w:ascii="Lucida Console" w:hAnsi="Lucida Console"/>
+        </w:rPr>
+      </w:pPr>
+    </w:p>
+    <w:p>
+      <w:pPr>
+        <w:rPr>
+          <w:rFonts w:ascii="Lucida Console" w:hAnsi="Lucida Console"/>
+        </w:rPr>
+      </w:pPr>
+      <w:r>
+        <w:rPr>
+          <w:rFonts w:ascii="Lucida Console" w:hAnsi="Lucida Console"/>
+        </w:rPr>
+        <w:t>model Snippet {</w:t>
+      </w:r>
+    </w:p>
+    <w:p>
+      <w:pPr>
+        <w:rPr>
+          <w:rFonts w:ascii="Lucida Console" w:hAnsi="Lucida Console"/>
+        </w:rPr>
+      </w:pPr>
+      <w:r>
+        <w:rPr>
+          <w:rFonts w:ascii="Lucida Console" w:hAnsi="Lucida Console"/>
+        </w:rPr>
+        <w:t xml:space="preserve">  id Int @id @default(autoincrement())</w:t>
+      </w:r>
+    </w:p>
+    <w:p>
+      <w:pPr>
+        <w:rPr>
+          <w:rFonts w:ascii="Lucida Console" w:hAnsi="Lucida Console"/>
+        </w:rPr>
+      </w:pPr>
+      <w:r>
+        <w:rPr>
+          <w:rFonts w:ascii="Lucida Console" w:hAnsi="Lucida Console"/>
+        </w:rPr>
+        <w:t xml:space="preserve">  title String</w:t>
+      </w:r>
+    </w:p>
+    <w:p>
+      <w:pPr>
+        <w:rPr>
+          <w:rFonts w:ascii="Lucida Console" w:hAnsi="Lucida Console"/>
+        </w:rPr>
+      </w:pPr>
+      <w:r>
+        <w:rPr>
+          <w:rFonts w:ascii="Lucida Console" w:hAnsi="Lucida Console"/>
+        </w:rPr>
+        <w:t xml:space="preserve">  code String</w:t>
+      </w:r>
+    </w:p>
+    <w:p>
+      <w:pPr>
+        <w:rPr>
+          <w:rFonts w:ascii="Lucida Console" w:hAnsi="Lucida Console"/>
+        </w:rPr>
+      </w:pPr>
+      <w:r>
+        <w:rPr>
+          <w:rFonts w:ascii="Lucida Console" w:hAnsi="Lucida Console"/>
+        </w:rPr>
+        <w:t>}</w:t>
+      </w:r>
+    </w:p>
+    <w:p>
+      <w:pPr>
+        <w:rPr>
+          <w:rFonts w:ascii="Lucida Console" w:hAnsi="Lucida Console"/>
+        </w:rPr>
+      </w:pPr>
+    </w:p>
+    <w:p>
+      <w:pPr>
+        <w:rPr>
+          <w:rFonts w:ascii="Lucida Console" w:hAnsi="Lucida Console"/>
+        </w:rPr>
+      </w:pPr>
+      <w:r>
+        <w:rPr>
+          <w:rFonts w:ascii="Lucida Console" w:hAnsi="Lucida Console"/>
+        </w:rPr>
+        <w:t>delete prisma.config.ts</w:t>
+      </w:r>
+    </w:p>
+    <w:p>
+      <w:pPr>
+        <w:rPr>
+          <w:rFonts w:ascii="Lucida Console" w:hAnsi="Lucida Console"/>
+        </w:rPr>
+      </w:pPr>
+    </w:p>
+    <w:p>
+      <w:pPr>
+        <w:rPr>
+          <w:rFonts w:ascii="Lucida Console" w:hAnsi="Lucida Console"/>
+        </w:rPr>
+      </w:pPr>
+      <w:r>
+        <w:rPr>
+          <w:rFonts w:ascii="Lucida Console" w:hAnsi="Lucida Console"/>
+        </w:rPr>
+        <w:t>run “npx prisma migrate dev”</w:t>
+      </w:r>
+    </w:p>
+    <w:p>
+      <w:pPr>
+        <w:rPr>
+          <w:rFonts w:ascii="Lucida Console" w:hAnsi="Lucida Console"/>
+        </w:rPr>
+      </w:pPr>
+    </w:p>
+    <w:p>
+      <w:pPr>
+        <w:rPr>
+          <w:rFonts w:ascii="Lucida Console" w:hAnsi="Lucida Console"/>
+          <w:b/>
+          <w:bCs/>
+        </w:rPr>
+      </w:pPr>
+      <w:r>
+        <w:rPr>
+          <w:rFonts w:ascii="Lucida Console" w:hAnsi="Lucida Console"/>
+          <w:b/>
+          <w:bCs/>
+        </w:rPr>
+        <w:t>.21. prisma client</w:t>
+      </w:r>
+    </w:p>
+    <w:p>
+      <w:pPr>
+        <w:rPr>
+          <w:rFonts w:ascii="Lucida Console" w:hAnsi="Lucida Console"/>
+          <w:b/>
+          <w:bCs/>
+        </w:rPr>
+      </w:pPr>
+    </w:p>
+    <w:p>
+      <w:pPr>
+        <w:shd w:val="clear" w:color="auto" w:fill="121314"/>
+        <w:spacing w:after="0" w:line="285" w:lineRule="atLeast"/>
+        <w:rPr>
+          <w:rFonts w:ascii="Consolas" w:eastAsia="Times New Roman" w:hAnsi="Consolas" w:cs="Times New Roman"/>
+          <w:color w:val="BBBEBF"/>
+          <w:kern w:val="0"/>
+          <w:sz w:val="21"/>
+          <w:szCs w:val="21"/>
+          <w:lang w:eastAsia="tr-TR"/>
+          <w14:ligatures w14:val="none"/>
+        </w:rPr>
+      </w:pPr>
+      <w:r>
+        <w:rPr>
+          <w:rFonts w:ascii="Consolas" w:eastAsia="Times New Roman" w:hAnsi="Consolas" w:cs="Times New Roman"/>
+          <w:color w:val="C586C0"/>
+          <w:kern w:val="0"/>
+          <w:sz w:val="21"/>
+          <w:szCs w:val="21"/>
+          <w:lang w:eastAsia="tr-TR"/>
+          <w14:ligatures w14:val="none"/>
+        </w:rPr>
+        <w:t>import</w:t>
+      </w:r>
+      <w:r>
+        <w:rPr>
+          <w:rFonts w:ascii="Consolas" w:eastAsia="Times New Roman" w:hAnsi="Consolas" w:cs="Times New Roman"/>
+          <w:color w:val="BBBEBF"/>
+          <w:kern w:val="0"/>
+          <w:sz w:val="21"/>
+          <w:szCs w:val="21"/>
+          <w:lang w:eastAsia="tr-TR"/>
+          <w14:ligatures w14:val="none"/>
+        </w:rPr>
+        <w:t xml:space="preserve"> </w:t>
+      </w:r>
+      <w:r>
+        <w:rPr>
+          <w:rFonts w:ascii="Consolas" w:eastAsia="Times New Roman" w:hAnsi="Consolas" w:cs="Times New Roman"/>
+          <w:color w:val="C9D1D9"/>
+          <w:kern w:val="0"/>
+          <w:sz w:val="21"/>
+          <w:szCs w:val="21"/>
+          <w:lang w:eastAsia="tr-TR"/>
+          <w14:ligatures w14:val="none"/>
+        </w:rPr>
+        <w:t>{ PrismaClient }</w:t>
+      </w:r>
+      <w:r>
+        <w:rPr>
+          <w:rFonts w:ascii="Consolas" w:eastAsia="Times New Roman" w:hAnsi="Consolas" w:cs="Times New Roman"/>
+          <w:color w:val="BBBEBF"/>
+          <w:kern w:val="0"/>
+          <w:sz w:val="21"/>
+          <w:szCs w:val="21"/>
+          <w:lang w:eastAsia="tr-TR"/>
+          <w14:ligatures w14:val="none"/>
+        </w:rPr>
+        <w:t xml:space="preserve"> </w:t>
+      </w:r>
+      <w:r>
+        <w:rPr>
+          <w:rFonts w:ascii="Consolas" w:eastAsia="Times New Roman" w:hAnsi="Consolas" w:cs="Times New Roman"/>
+          <w:color w:val="C586C0"/>
+          <w:kern w:val="0"/>
+          <w:sz w:val="21"/>
+          <w:szCs w:val="21"/>
+          <w:lang w:eastAsia="tr-TR"/>
+          <w14:ligatures w14:val="none"/>
+        </w:rPr>
+        <w:t>from</w:t>
+      </w:r>
+      <w:r>
+        <w:rPr>
+          <w:rFonts w:ascii="Consolas" w:eastAsia="Times New Roman" w:hAnsi="Consolas" w:cs="Times New Roman"/>
+          <w:color w:val="BBBEBF"/>
+          <w:kern w:val="0"/>
+          <w:sz w:val="21"/>
+          <w:szCs w:val="21"/>
+          <w:lang w:eastAsia="tr-TR"/>
+          <w14:ligatures w14:val="none"/>
+        </w:rPr>
+        <w:t xml:space="preserve"> </w:t>
+      </w:r>
+      <w:r>
+        <w:rPr>
+          <w:rFonts w:ascii="Consolas" w:eastAsia="Times New Roman" w:hAnsi="Consolas" w:cs="Times New Roman"/>
+          <w:color w:val="A5D6FF"/>
+          <w:kern w:val="0"/>
+          <w:sz w:val="21"/>
+          <w:szCs w:val="21"/>
+          <w:lang w:eastAsia="tr-TR"/>
+          <w14:ligatures w14:val="none"/>
+        </w:rPr>
+        <w:t>"@prisma/client"</w:t>
+      </w:r>
+      <w:r>
+        <w:rPr>
+          <w:rFonts w:ascii="Consolas" w:eastAsia="Times New Roman" w:hAnsi="Consolas" w:cs="Times New Roman"/>
+          <w:color w:val="BBBEBF"/>
+          <w:kern w:val="0"/>
+          <w:sz w:val="21"/>
+          <w:szCs w:val="21"/>
+          <w:lang w:eastAsia="tr-TR"/>
+          <w14:ligatures w14:val="none"/>
+        </w:rPr>
+        <w:t>;</w:t>
+      </w:r>
+    </w:p>
+    <w:p>
+      <w:pPr>
+        <w:shd w:val="clear" w:color="auto" w:fill="121314"/>
+        <w:spacing w:after="0" w:line="285" w:lineRule="atLeast"/>
+        <w:rPr>
+          <w:rFonts w:ascii="Consolas" w:eastAsia="Times New Roman" w:hAnsi="Consolas" w:cs="Times New Roman"/>
+          <w:color w:val="BBBEBF"/>
+          <w:kern w:val="0"/>
+          <w:sz w:val="21"/>
+          <w:szCs w:val="21"/>
+          <w:lang w:eastAsia="tr-TR"/>
+          <w14:ligatures w14:val="none"/>
+        </w:rPr>
+      </w:pPr>
+    </w:p>
+    <w:p>
+      <w:pPr>
+        <w:shd w:val="clear" w:color="auto" w:fill="121314"/>
+        <w:spacing w:after="0" w:line="285" w:lineRule="atLeast"/>
+        <w:rPr>
+          <w:rFonts w:ascii="Consolas" w:eastAsia="Times New Roman" w:hAnsi="Consolas" w:cs="Times New Roman"/>
+          <w:color w:val="BBBEBF"/>
+          <w:kern w:val="0"/>
+          <w:sz w:val="21"/>
+          <w:szCs w:val="21"/>
+          <w:lang w:eastAsia="tr-TR"/>
+          <w14:ligatures w14:val="none"/>
+        </w:rPr>
+      </w:pPr>
+      <w:r>
+        <w:rPr>
+          <w:rFonts w:ascii="Consolas" w:eastAsia="Times New Roman" w:hAnsi="Consolas" w:cs="Times New Roman"/>
+          <w:color w:val="C586C0"/>
+          <w:kern w:val="0"/>
+          <w:sz w:val="21"/>
+          <w:szCs w:val="21"/>
+          <w:lang w:eastAsia="tr-TR"/>
+          <w14:ligatures w14:val="none"/>
+        </w:rPr>
+        <w:t>export</w:t>
+      </w:r>
+      <w:r>
+        <w:rPr>
+          <w:rFonts w:ascii="Consolas" w:eastAsia="Times New Roman" w:hAnsi="Consolas" w:cs="Times New Roman"/>
+          <w:color w:val="BBBEBF"/>
+          <w:kern w:val="0"/>
+          <w:sz w:val="21"/>
+          <w:szCs w:val="21"/>
+          <w:lang w:eastAsia="tr-TR"/>
+          <w14:ligatures w14:val="none"/>
+        </w:rPr>
+        <w:t xml:space="preserve"> </w:t>
+      </w:r>
+      <w:r>
+        <w:rPr>
+          <w:rFonts w:ascii="Consolas" w:eastAsia="Times New Roman" w:hAnsi="Consolas" w:cs="Times New Roman"/>
+          <w:color w:val="FF7B72"/>
+          <w:kern w:val="0"/>
+          <w:sz w:val="21"/>
+          <w:szCs w:val="21"/>
+          <w:lang w:eastAsia="tr-TR"/>
+          <w14:ligatures w14:val="none"/>
+        </w:rPr>
+        <w:t>const</w:t>
+      </w:r>
+      <w:r>
+        <w:rPr>
+          <w:rFonts w:ascii="Consolas" w:eastAsia="Times New Roman" w:hAnsi="Consolas" w:cs="Times New Roman"/>
+          <w:color w:val="BBBEBF"/>
+          <w:kern w:val="0"/>
+          <w:sz w:val="21"/>
+          <w:szCs w:val="21"/>
+          <w:lang w:eastAsia="tr-TR"/>
+          <w14:ligatures w14:val="none"/>
+        </w:rPr>
+        <w:t xml:space="preserve"> </w:t>
+      </w:r>
+      <w:r>
+        <w:rPr>
+          <w:rFonts w:ascii="Consolas" w:eastAsia="Times New Roman" w:hAnsi="Consolas" w:cs="Times New Roman"/>
+          <w:color w:val="79C0FF"/>
+          <w:kern w:val="0"/>
+          <w:sz w:val="21"/>
+          <w:szCs w:val="21"/>
+          <w:lang w:eastAsia="tr-TR"/>
+          <w14:ligatures w14:val="none"/>
+        </w:rPr>
+        <w:t>db</w:t>
+      </w:r>
+      <w:r>
+        <w:rPr>
+          <w:rFonts w:ascii="Consolas" w:eastAsia="Times New Roman" w:hAnsi="Consolas" w:cs="Times New Roman"/>
+          <w:color w:val="BBBEBF"/>
+          <w:kern w:val="0"/>
+          <w:sz w:val="21"/>
+          <w:szCs w:val="21"/>
+          <w:lang w:eastAsia="tr-TR"/>
+          <w14:ligatures w14:val="none"/>
+        </w:rPr>
+        <w:t xml:space="preserve"> </w:t>
+      </w:r>
+      <w:r>
+        <w:rPr>
+          <w:rFonts w:ascii="Consolas" w:eastAsia="Times New Roman" w:hAnsi="Consolas" w:cs="Times New Roman"/>
+          <w:color w:val="D4D4D4"/>
+          <w:kern w:val="0"/>
+          <w:sz w:val="21"/>
+          <w:szCs w:val="21"/>
+          <w:lang w:eastAsia="tr-TR"/>
+          <w14:ligatures w14:val="none"/>
+        </w:rPr>
+        <w:t>=</w:t>
+      </w:r>
+      <w:r>
+        <w:rPr>
+          <w:rFonts w:ascii="Consolas" w:eastAsia="Times New Roman" w:hAnsi="Consolas" w:cs="Times New Roman"/>
+          <w:color w:val="BBBEBF"/>
+          <w:kern w:val="0"/>
+          <w:sz w:val="21"/>
+          <w:szCs w:val="21"/>
+          <w:lang w:eastAsia="tr-TR"/>
+          <w14:ligatures w14:val="none"/>
+        </w:rPr>
+        <w:t xml:space="preserve"> </w:t>
+      </w:r>
+      <w:r>
+        <w:rPr>
+          <w:rFonts w:ascii="Consolas" w:eastAsia="Times New Roman" w:hAnsi="Consolas" w:cs="Times New Roman"/>
+          <w:color w:val="569CD6"/>
+          <w:kern w:val="0"/>
+          <w:sz w:val="21"/>
+          <w:szCs w:val="21"/>
+          <w:lang w:eastAsia="tr-TR"/>
+          <w14:ligatures w14:val="none"/>
+        </w:rPr>
+        <w:t>new</w:t>
+      </w:r>
+      <w:r>
+        <w:rPr>
+          <w:rFonts w:ascii="Consolas" w:eastAsia="Times New Roman" w:hAnsi="Consolas" w:cs="Times New Roman"/>
+          <w:color w:val="BBBEBF"/>
+          <w:kern w:val="0"/>
+          <w:sz w:val="21"/>
+          <w:szCs w:val="21"/>
+          <w:lang w:eastAsia="tr-TR"/>
+          <w14:ligatures w14:val="none"/>
+        </w:rPr>
+        <w:t xml:space="preserve"> </w:t>
+      </w:r>
+      <w:r>
+        <w:rPr>
+          <w:rFonts w:ascii="Consolas" w:eastAsia="Times New Roman" w:hAnsi="Consolas" w:cs="Times New Roman"/>
+          <w:color w:val="D2A8FF"/>
+          <w:kern w:val="0"/>
+          <w:sz w:val="21"/>
+          <w:szCs w:val="21"/>
+          <w:lang w:eastAsia="tr-TR"/>
+          <w14:ligatures w14:val="none"/>
+        </w:rPr>
+        <w:t>PrismaClient</w:t>
+      </w:r>
+      <w:r>
+        <w:rPr>
+          <w:rFonts w:ascii="Consolas" w:eastAsia="Times New Roman" w:hAnsi="Consolas" w:cs="Times New Roman"/>
+          <w:color w:val="BBBEBF"/>
+          <w:kern w:val="0"/>
+          <w:sz w:val="21"/>
+          <w:szCs w:val="21"/>
+          <w:lang w:eastAsia="tr-TR"/>
+          <w14:ligatures w14:val="none"/>
+        </w:rPr>
+        <w:t>();</w:t>
+      </w:r>
+    </w:p>
+    <w:p>
+      <w:pPr>
+        <w:shd w:val="clear" w:color="auto" w:fill="121314"/>
+        <w:spacing w:after="240" w:line="285" w:lineRule="atLeast"/>
+        <w:rPr>
+          <w:rFonts w:ascii="Consolas" w:eastAsia="Times New Roman" w:hAnsi="Consolas" w:cs="Times New Roman"/>
+          <w:color w:val="BBBEBF"/>
+          <w:kern w:val="0"/>
+          <w:sz w:val="21"/>
+          <w:szCs w:val="21"/>
+          <w:lang w:eastAsia="tr-TR"/>
+          <w14:ligatures w14:val="none"/>
+        </w:rPr>
+      </w:pPr>
+    </w:p>
+    <w:p>
+      <w:pPr>
+        <w:rPr>
+          <w:rFonts w:ascii="Lucida Console" w:hAnsi="Lucida Console"/>
+        </w:rPr>
+      </w:pPr>
+      <w:r>
+        <w:rPr>
+          <w:rFonts w:ascii="Lucida Console" w:hAnsi="Lucida Console"/>
+        </w:rPr>
+        <w:t>src/db/index.ts</w:t>
+      </w:r>
+    </w:p>
+    <w:p>
+      <w:pPr>
+        <w:rPr>
+          <w:rFonts w:ascii="Lucida Console" w:hAnsi="Lucida Console"/>
+        </w:rPr>
+      </w:pPr>
+    </w:p>
+    <w:p>
+      <w:pPr>
+        <w:rPr>
+          <w:rFonts w:ascii="Lucida Console" w:hAnsi="Lucida Console"/>
+          <w:b/>
+          <w:bCs/>
+        </w:rPr>
+      </w:pPr>
+    </w:p>
+    <w:p>
+      <w:pPr>
+        <w:rPr>
+          <w:rFonts w:ascii="Lucida Console" w:hAnsi="Lucida Console"/>
+          <w:b/>
+          <w:bCs/>
+        </w:rPr>
+      </w:pPr>
+    </w:p>
+    <w:p>
+      <w:pPr>
+        <w:rPr>
+          <w:rFonts w:ascii="Lucida Console" w:hAnsi="Lucida Console"/>
+          <w:b/>
+          <w:bCs/>
+        </w:rPr>
+      </w:pPr>
+    </w:p>
+    <w:p>
+      <w:pPr>
+        <w:rPr>
+          <w:rFonts w:ascii="Lucida Console" w:hAnsi="Lucida Console"/>
+          <w:b/>
+          <w:bCs/>
+        </w:rPr>
+      </w:pPr>
+    </w:p>
+    <w:p>
+      <w:pPr>
+        <w:rPr>
+          <w:rFonts w:ascii="Lucida Console" w:hAnsi="Lucida Console"/>
+          <w:b/>
+          <w:bCs/>
+        </w:rPr>
+      </w:pPr>
+    </w:p>
+    <w:p>
+      <w:pPr>
+        <w:rPr>
+          <w:rFonts w:ascii="Lucida Console" w:hAnsi="Lucida Console"/>
+          <w:b/>
+          <w:bCs/>
+        </w:rPr>
+      </w:pPr>
+    </w:p>
+    <w:p>
+      <w:pPr>
+        <w:rPr>
+          <w:rFonts w:ascii="Lucida Console" w:hAnsi="Lucida Console"/>
+          <w:b/>
+          <w:bCs/>
+        </w:rPr>
+      </w:pPr>
+    </w:p>
+    <w:p>
+      <w:pPr>
+        <w:rPr>
+          <w:rFonts w:ascii="Lucida Console" w:hAnsi="Lucida Console"/>
+          <w:b/>
+          <w:bCs/>
+        </w:rPr>
+      </w:pPr>
+    </w:p>
+    <w:p>
+      <w:pPr>
+        <w:rPr>
+          <w:rFonts w:ascii="Lucida Console" w:hAnsi="Lucida Console"/>
+          <w:b/>
+          <w:bCs/>
+        </w:rPr>
+      </w:pPr>
+      <w:r>
+        <w:rPr>
+          <w:rFonts w:ascii="Lucida Console" w:hAnsi="Lucida Console"/>
+          <w:b/>
+          <w:bCs/>
+        </w:rPr>
+        <w:lastRenderedPageBreak/>
+        <w:t xml:space="preserve">.22. add a form </w:t>
+      </w:r>
+    </w:p>
+    <w:p>
+      <w:pPr>
+        <w:rPr>
+          <w:rFonts w:ascii="Lucida Console" w:hAnsi="Lucida Console"/>
+          <w:b/>
+          <w:bCs/>
+        </w:rPr>
+      </w:pPr>
+    </w:p>
+    <w:p>
+      <w:pPr>
+        <w:shd w:val="clear" w:color="auto" w:fill="121314"/>
+        <w:spacing w:after="0" w:line="285" w:lineRule="atLeast"/>
+        <w:rPr>
+          <w:rFonts w:ascii="Consolas" w:eastAsia="Times New Roman" w:hAnsi="Consolas" w:cs="Times New Roman"/>
+          <w:color w:val="BBBEBF"/>
+          <w:kern w:val="0"/>
+          <w:sz w:val="21"/>
+          <w:szCs w:val="21"/>
+          <w:lang w:eastAsia="tr-TR"/>
+          <w14:ligatures w14:val="none"/>
+        </w:rPr>
+      </w:pPr>
+    </w:p>
+    <w:p>
+      <w:pPr>
+        <w:shd w:val="clear" w:color="auto" w:fill="121314"/>
+        <w:spacing w:after="0" w:line="285" w:lineRule="atLeast"/>
+        <w:rPr>
+          <w:rFonts w:ascii="Consolas" w:eastAsia="Times New Roman" w:hAnsi="Consolas" w:cs="Times New Roman"/>
+          <w:color w:val="BBBEBF"/>
+          <w:kern w:val="0"/>
+          <w:sz w:val="21"/>
+          <w:szCs w:val="21"/>
+          <w:lang w:eastAsia="tr-TR"/>
+          <w14:ligatures w14:val="none"/>
+        </w:rPr>
+      </w:pPr>
+      <w:r>
+        <w:rPr>
+          <w:rFonts w:ascii="Consolas" w:eastAsia="Times New Roman" w:hAnsi="Consolas" w:cs="Times New Roman"/>
+          <w:color w:val="C586C0"/>
+          <w:kern w:val="0"/>
+          <w:sz w:val="21"/>
+          <w:szCs w:val="21"/>
+          <w:lang w:eastAsia="tr-TR"/>
+          <w14:ligatures w14:val="none"/>
+        </w:rPr>
+        <w:t>export</w:t>
+      </w:r>
+      <w:r>
+        <w:rPr>
+          <w:rFonts w:ascii="Consolas" w:eastAsia="Times New Roman" w:hAnsi="Consolas" w:cs="Times New Roman"/>
+          <w:color w:val="FFA657"/>
+          <w:kern w:val="0"/>
+          <w:sz w:val="21"/>
+          <w:szCs w:val="21"/>
+          <w:lang w:eastAsia="tr-TR"/>
+          <w14:ligatures w14:val="none"/>
+        </w:rPr>
+        <w:t xml:space="preserve"> </w:t>
+      </w:r>
+      <w:r>
+        <w:rPr>
+          <w:rFonts w:ascii="Consolas" w:eastAsia="Times New Roman" w:hAnsi="Consolas" w:cs="Times New Roman"/>
+          <w:color w:val="C586C0"/>
+          <w:kern w:val="0"/>
+          <w:sz w:val="21"/>
+          <w:szCs w:val="21"/>
+          <w:lang w:eastAsia="tr-TR"/>
+          <w14:ligatures w14:val="none"/>
+        </w:rPr>
+        <w:t>default</w:t>
+      </w:r>
+      <w:r>
+        <w:rPr>
+          <w:rFonts w:ascii="Consolas" w:eastAsia="Times New Roman" w:hAnsi="Consolas" w:cs="Times New Roman"/>
+          <w:color w:val="FFA657"/>
+          <w:kern w:val="0"/>
+          <w:sz w:val="21"/>
+          <w:szCs w:val="21"/>
+          <w:lang w:eastAsia="tr-TR"/>
+          <w14:ligatures w14:val="none"/>
+        </w:rPr>
+        <w:t xml:space="preserve"> </w:t>
+      </w:r>
+      <w:r>
+        <w:rPr>
+          <w:rFonts w:ascii="Consolas" w:eastAsia="Times New Roman" w:hAnsi="Consolas" w:cs="Times New Roman"/>
+          <w:color w:val="FF7B72"/>
+          <w:kern w:val="0"/>
+          <w:sz w:val="21"/>
+          <w:szCs w:val="21"/>
+          <w:lang w:eastAsia="tr-TR"/>
+          <w14:ligatures w14:val="none"/>
+        </w:rPr>
+        <w:t>function</w:t>
+      </w:r>
+      <w:r>
+        <w:rPr>
+          <w:rFonts w:ascii="Consolas" w:eastAsia="Times New Roman" w:hAnsi="Consolas" w:cs="Times New Roman"/>
+          <w:color w:val="FFA657"/>
+          <w:kern w:val="0"/>
+          <w:sz w:val="21"/>
+          <w:szCs w:val="21"/>
+          <w:lang w:eastAsia="tr-TR"/>
+          <w14:ligatures w14:val="none"/>
+        </w:rPr>
+        <w:t xml:space="preserve"> </w:t>
+      </w:r>
+      <w:r>
+        <w:rPr>
+          <w:rFonts w:ascii="Consolas" w:eastAsia="Times New Roman" w:hAnsi="Consolas" w:cs="Times New Roman"/>
+          <w:color w:val="D2A8FF"/>
+          <w:kern w:val="0"/>
+          <w:sz w:val="21"/>
+          <w:szCs w:val="21"/>
+          <w:lang w:eastAsia="tr-TR"/>
+          <w14:ligatures w14:val="none"/>
+        </w:rPr>
+        <w:t>SnippetCreatePage</w:t>
+      </w:r>
+      <w:r>
+        <w:rPr>
+          <w:rFonts w:ascii="Consolas" w:eastAsia="Times New Roman" w:hAnsi="Consolas" w:cs="Times New Roman"/>
+          <w:color w:val="FFA657"/>
+          <w:kern w:val="0"/>
+          <w:sz w:val="21"/>
+          <w:szCs w:val="21"/>
+          <w:lang w:eastAsia="tr-TR"/>
+          <w14:ligatures w14:val="none"/>
+        </w:rPr>
+        <w:t xml:space="preserve">() </w:t>
+      </w:r>
+      <w:r>
+        <w:rPr>
+          <w:rFonts w:ascii="Consolas" w:eastAsia="Times New Roman" w:hAnsi="Consolas" w:cs="Times New Roman"/>
+          <w:color w:val="C9D1D9"/>
+          <w:kern w:val="0"/>
+          <w:sz w:val="21"/>
+          <w:szCs w:val="21"/>
+          <w:lang w:eastAsia="tr-TR"/>
+          <w14:ligatures w14:val="none"/>
+        </w:rPr>
+        <w:t>{</w:t>
+      </w:r>
+    </w:p>
+    <w:p>
+      <w:pPr>
+        <w:shd w:val="clear" w:color="auto" w:fill="121314"/>
+        <w:spacing w:after="0" w:line="285" w:lineRule="atLeast"/>
+        <w:rPr>
+          <w:rFonts w:ascii="Consolas" w:eastAsia="Times New Roman" w:hAnsi="Consolas" w:cs="Times New Roman"/>
+          <w:color w:val="BBBEBF"/>
+          <w:kern w:val="0"/>
+          <w:sz w:val="21"/>
+          <w:szCs w:val="21"/>
+          <w:lang w:eastAsia="tr-TR"/>
+          <w14:ligatures w14:val="none"/>
+        </w:rPr>
+      </w:pPr>
+    </w:p>
+    <w:p>
+      <w:pPr>
+        <w:shd w:val="clear" w:color="auto" w:fill="121314"/>
+        <w:spacing w:after="0" w:line="285" w:lineRule="atLeast"/>
+        <w:rPr>
+          <w:rFonts w:ascii="Consolas" w:eastAsia="Times New Roman" w:hAnsi="Consolas" w:cs="Times New Roman"/>
+          <w:color w:val="BBBEBF"/>
+          <w:kern w:val="0"/>
+          <w:sz w:val="21"/>
+          <w:szCs w:val="21"/>
+          <w:lang w:eastAsia="tr-TR"/>
+          <w14:ligatures w14:val="none"/>
+        </w:rPr>
+      </w:pPr>
+      <w:r>
+        <w:rPr>
+          <w:rFonts w:ascii="Consolas" w:eastAsia="Times New Roman" w:hAnsi="Consolas" w:cs="Times New Roman"/>
+          <w:color w:val="C9D1D9"/>
+          <w:kern w:val="0"/>
+          <w:sz w:val="21"/>
+          <w:szCs w:val="21"/>
+          <w:lang w:eastAsia="tr-TR"/>
+          <w14:ligatures w14:val="none"/>
+        </w:rPr>
+        <w:t xml:space="preserve">    </w:t>
+      </w:r>
+      <w:r>
+        <w:rPr>
+          <w:rFonts w:ascii="Consolas" w:eastAsia="Times New Roman" w:hAnsi="Consolas" w:cs="Times New Roman"/>
+          <w:color w:val="C586C0"/>
+          <w:kern w:val="0"/>
+          <w:sz w:val="21"/>
+          <w:szCs w:val="21"/>
+          <w:lang w:eastAsia="tr-TR"/>
+          <w14:ligatures w14:val="none"/>
+        </w:rPr>
+        <w:t>return</w:t>
+      </w:r>
+      <w:r>
+        <w:rPr>
+          <w:rFonts w:ascii="Consolas" w:eastAsia="Times New Roman" w:hAnsi="Consolas" w:cs="Times New Roman"/>
+          <w:color w:val="C9D1D9"/>
+          <w:kern w:val="0"/>
+          <w:sz w:val="21"/>
+          <w:szCs w:val="21"/>
+          <w:lang w:eastAsia="tr-TR"/>
+          <w14:ligatures w14:val="none"/>
+        </w:rPr>
+        <w:t xml:space="preserve"> </w:t>
+      </w:r>
+      <w:r>
+        <w:rPr>
+          <w:rFonts w:ascii="Consolas" w:eastAsia="Times New Roman" w:hAnsi="Consolas" w:cs="Times New Roman"/>
+          <w:color w:val="808080"/>
+          <w:kern w:val="0"/>
+          <w:sz w:val="21"/>
+          <w:szCs w:val="21"/>
+          <w:lang w:eastAsia="tr-TR"/>
+          <w14:ligatures w14:val="none"/>
+        </w:rPr>
+        <w:t>&lt;</w:t>
+      </w:r>
+      <w:r>
+        <w:rPr>
+          <w:rFonts w:ascii="Consolas" w:eastAsia="Times New Roman" w:hAnsi="Consolas" w:cs="Times New Roman"/>
+          <w:color w:val="7EE787"/>
+          <w:kern w:val="0"/>
+          <w:sz w:val="21"/>
+          <w:szCs w:val="21"/>
+          <w:lang w:eastAsia="tr-TR"/>
+          <w14:ligatures w14:val="none"/>
+        </w:rPr>
+        <w:t>form</w:t>
+      </w:r>
+      <w:r>
+        <w:rPr>
+          <w:rFonts w:ascii="Consolas" w:eastAsia="Times New Roman" w:hAnsi="Consolas" w:cs="Times New Roman"/>
+          <w:color w:val="808080"/>
+          <w:kern w:val="0"/>
+          <w:sz w:val="21"/>
+          <w:szCs w:val="21"/>
+          <w:lang w:eastAsia="tr-TR"/>
+          <w14:ligatures w14:val="none"/>
+        </w:rPr>
+        <w:t>&gt;</w:t>
+      </w:r>
+    </w:p>
+    <w:p>
+      <w:pPr>
+        <w:shd w:val="clear" w:color="auto" w:fill="121314"/>
+        <w:spacing w:after="0" w:line="285" w:lineRule="atLeast"/>
+        <w:rPr>
+          <w:rFonts w:ascii="Consolas" w:eastAsia="Times New Roman" w:hAnsi="Consolas" w:cs="Times New Roman"/>
+          <w:color w:val="BBBEBF"/>
+          <w:kern w:val="0"/>
+          <w:sz w:val="21"/>
+          <w:szCs w:val="21"/>
+          <w:lang w:eastAsia="tr-TR"/>
+          <w14:ligatures w14:val="none"/>
+        </w:rPr>
+      </w:pPr>
+      <w:r>
+        <w:rPr>
+          <w:rFonts w:ascii="Consolas" w:eastAsia="Times New Roman" w:hAnsi="Consolas" w:cs="Times New Roman"/>
+          <w:color w:val="C9D1D9"/>
+          <w:kern w:val="0"/>
+          <w:sz w:val="21"/>
+          <w:szCs w:val="21"/>
+          <w:lang w:eastAsia="tr-TR"/>
+          <w14:ligatures w14:val="none"/>
+        </w:rPr>
+        <w:t xml:space="preserve">        </w:t>
+      </w:r>
+      <w:r>
+        <w:rPr>
+          <w:rFonts w:ascii="Consolas" w:eastAsia="Times New Roman" w:hAnsi="Consolas" w:cs="Times New Roman"/>
+          <w:color w:val="808080"/>
+          <w:kern w:val="0"/>
+          <w:sz w:val="21"/>
+          <w:szCs w:val="21"/>
+          <w:lang w:eastAsia="tr-TR"/>
+          <w14:ligatures w14:val="none"/>
+        </w:rPr>
+        <w:t>&lt;</w:t>
+      </w:r>
+      <w:r>
+        <w:rPr>
+          <w:rFonts w:ascii="Consolas" w:eastAsia="Times New Roman" w:hAnsi="Consolas" w:cs="Times New Roman"/>
+          <w:color w:val="7EE787"/>
+          <w:kern w:val="0"/>
+          <w:sz w:val="21"/>
+          <w:szCs w:val="21"/>
+          <w:lang w:eastAsia="tr-TR"/>
+          <w14:ligatures w14:val="none"/>
+        </w:rPr>
+        <w:t>h3</w:t>
+      </w:r>
+      <w:r>
+        <w:rPr>
+          <w:rFonts w:ascii="Consolas" w:eastAsia="Times New Roman" w:hAnsi="Consolas" w:cs="Times New Roman"/>
+          <w:color w:val="C9D1D9"/>
+          <w:kern w:val="0"/>
+          <w:sz w:val="21"/>
+          <w:szCs w:val="21"/>
+          <w:lang w:eastAsia="tr-TR"/>
+          <w14:ligatures w14:val="none"/>
+        </w:rPr>
+        <w:t xml:space="preserve"> </w:t>
+      </w:r>
+      <w:r>
+        <w:rPr>
+          <w:rFonts w:ascii="Consolas" w:eastAsia="Times New Roman" w:hAnsi="Consolas" w:cs="Times New Roman"/>
+          <w:color w:val="9CDCFE"/>
+          <w:kern w:val="0"/>
+          <w:sz w:val="21"/>
+          <w:szCs w:val="21"/>
+          <w:lang w:eastAsia="tr-TR"/>
+          <w14:ligatures w14:val="none"/>
+        </w:rPr>
+        <w:t>className</w:t>
+      </w:r>
+      <w:r>
+        <w:rPr>
+          <w:rFonts w:ascii="Consolas" w:eastAsia="Times New Roman" w:hAnsi="Consolas" w:cs="Times New Roman"/>
+          <w:color w:val="D4D4D4"/>
+          <w:kern w:val="0"/>
+          <w:sz w:val="21"/>
+          <w:szCs w:val="21"/>
+          <w:lang w:eastAsia="tr-TR"/>
+          <w14:ligatures w14:val="none"/>
+        </w:rPr>
+        <w:t>=</w:t>
+      </w:r>
+      <w:r>
+        <w:rPr>
+          <w:rFonts w:ascii="Consolas" w:eastAsia="Times New Roman" w:hAnsi="Consolas" w:cs="Times New Roman"/>
+          <w:color w:val="A5D6FF"/>
+          <w:kern w:val="0"/>
+          <w:sz w:val="21"/>
+          <w:szCs w:val="21"/>
+          <w:lang w:eastAsia="tr-TR"/>
+          <w14:ligatures w14:val="none"/>
+        </w:rPr>
+        <w:t>"font-bold m-3"</w:t>
+      </w:r>
+      <w:r>
+        <w:rPr>
+          <w:rFonts w:ascii="Consolas" w:eastAsia="Times New Roman" w:hAnsi="Consolas" w:cs="Times New Roman"/>
+          <w:color w:val="808080"/>
+          <w:kern w:val="0"/>
+          <w:sz w:val="21"/>
+          <w:szCs w:val="21"/>
+          <w:lang w:eastAsia="tr-TR"/>
+          <w14:ligatures w14:val="none"/>
+        </w:rPr>
+        <w:t>&gt;</w:t>
+      </w:r>
+      <w:r>
+        <w:rPr>
+          <w:rFonts w:ascii="Consolas" w:eastAsia="Times New Roman" w:hAnsi="Consolas" w:cs="Times New Roman"/>
+          <w:color w:val="C9D1D9"/>
+          <w:kern w:val="0"/>
+          <w:sz w:val="21"/>
+          <w:szCs w:val="21"/>
+          <w:lang w:eastAsia="tr-TR"/>
+          <w14:ligatures w14:val="none"/>
+        </w:rPr>
+        <w:t xml:space="preserve"> create a snippet</w:t>
+      </w:r>
+      <w:r>
+        <w:rPr>
+          <w:rFonts w:ascii="Consolas" w:eastAsia="Times New Roman" w:hAnsi="Consolas" w:cs="Times New Roman"/>
+          <w:color w:val="808080"/>
+          <w:kern w:val="0"/>
+          <w:sz w:val="21"/>
+          <w:szCs w:val="21"/>
+          <w:lang w:eastAsia="tr-TR"/>
+          <w14:ligatures w14:val="none"/>
+        </w:rPr>
+        <w:t>&lt;/</w:t>
+      </w:r>
+      <w:r>
+        <w:rPr>
+          <w:rFonts w:ascii="Consolas" w:eastAsia="Times New Roman" w:hAnsi="Consolas" w:cs="Times New Roman"/>
+          <w:color w:val="7EE787"/>
+          <w:kern w:val="0"/>
+          <w:sz w:val="21"/>
+          <w:szCs w:val="21"/>
+          <w:lang w:eastAsia="tr-TR"/>
+          <w14:ligatures w14:val="none"/>
+        </w:rPr>
+        <w:t>h3</w:t>
+      </w:r>
+      <w:r>
+        <w:rPr>
+          <w:rFonts w:ascii="Consolas" w:eastAsia="Times New Roman" w:hAnsi="Consolas" w:cs="Times New Roman"/>
+          <w:color w:val="808080"/>
+          <w:kern w:val="0"/>
+          <w:sz w:val="21"/>
+          <w:szCs w:val="21"/>
+          <w:lang w:eastAsia="tr-TR"/>
+          <w14:ligatures w14:val="none"/>
+        </w:rPr>
+        <w:t>&gt;</w:t>
+      </w:r>
+    </w:p>
+    <w:p>
+      <w:pPr>
+        <w:shd w:val="clear" w:color="auto" w:fill="121314"/>
+        <w:spacing w:after="0" w:line="285" w:lineRule="atLeast"/>
+        <w:rPr>
+          <w:rFonts w:ascii="Consolas" w:eastAsia="Times New Roman" w:hAnsi="Consolas" w:cs="Times New Roman"/>
+          <w:color w:val="BBBEBF"/>
+          <w:kern w:val="0"/>
+          <w:sz w:val="21"/>
+          <w:szCs w:val="21"/>
+          <w:lang w:eastAsia="tr-TR"/>
+          <w14:ligatures w14:val="none"/>
+        </w:rPr>
+      </w:pPr>
+      <w:r>
+        <w:rPr>
+          <w:rFonts w:ascii="Consolas" w:eastAsia="Times New Roman" w:hAnsi="Consolas" w:cs="Times New Roman"/>
+          <w:color w:val="C9D1D9"/>
+          <w:kern w:val="0"/>
+          <w:sz w:val="21"/>
+          <w:szCs w:val="21"/>
+          <w:lang w:eastAsia="tr-TR"/>
+          <w14:ligatures w14:val="none"/>
+        </w:rPr>
+        <w:t xml:space="preserve">        </w:t>
+      </w:r>
+      <w:r>
+        <w:rPr>
+          <w:rFonts w:ascii="Consolas" w:eastAsia="Times New Roman" w:hAnsi="Consolas" w:cs="Times New Roman"/>
+          <w:color w:val="808080"/>
+          <w:kern w:val="0"/>
+          <w:sz w:val="21"/>
+          <w:szCs w:val="21"/>
+          <w:lang w:eastAsia="tr-TR"/>
+          <w14:ligatures w14:val="none"/>
+        </w:rPr>
+        <w:t>&lt;</w:t>
+      </w:r>
+      <w:r>
+        <w:rPr>
+          <w:rFonts w:ascii="Consolas" w:eastAsia="Times New Roman" w:hAnsi="Consolas" w:cs="Times New Roman"/>
+          <w:color w:val="7EE787"/>
+          <w:kern w:val="0"/>
+          <w:sz w:val="21"/>
+          <w:szCs w:val="21"/>
+          <w:lang w:eastAsia="tr-TR"/>
+          <w14:ligatures w14:val="none"/>
+        </w:rPr>
+        <w:t>div</w:t>
+      </w:r>
+      <w:r>
+        <w:rPr>
+          <w:rFonts w:ascii="Consolas" w:eastAsia="Times New Roman" w:hAnsi="Consolas" w:cs="Times New Roman"/>
+          <w:color w:val="C9D1D9"/>
+          <w:kern w:val="0"/>
+          <w:sz w:val="21"/>
+          <w:szCs w:val="21"/>
+          <w:lang w:eastAsia="tr-TR"/>
+          <w14:ligatures w14:val="none"/>
+        </w:rPr>
+        <w:t xml:space="preserve"> </w:t>
+      </w:r>
+      <w:r>
+        <w:rPr>
+          <w:rFonts w:ascii="Consolas" w:eastAsia="Times New Roman" w:hAnsi="Consolas" w:cs="Times New Roman"/>
+          <w:color w:val="9CDCFE"/>
+          <w:kern w:val="0"/>
+          <w:sz w:val="21"/>
+          <w:szCs w:val="21"/>
+          <w:lang w:eastAsia="tr-TR"/>
+          <w14:ligatures w14:val="none"/>
+        </w:rPr>
+        <w:t>className</w:t>
+      </w:r>
+      <w:r>
+        <w:rPr>
+          <w:rFonts w:ascii="Consolas" w:eastAsia="Times New Roman" w:hAnsi="Consolas" w:cs="Times New Roman"/>
+          <w:color w:val="D4D4D4"/>
+          <w:kern w:val="0"/>
+          <w:sz w:val="21"/>
+          <w:szCs w:val="21"/>
+          <w:lang w:eastAsia="tr-TR"/>
+          <w14:ligatures w14:val="none"/>
+        </w:rPr>
+        <w:t>=</w:t>
+      </w:r>
+      <w:r>
+        <w:rPr>
+          <w:rFonts w:ascii="Consolas" w:eastAsia="Times New Roman" w:hAnsi="Consolas" w:cs="Times New Roman"/>
+          <w:color w:val="A5D6FF"/>
+          <w:kern w:val="0"/>
+          <w:sz w:val="21"/>
+          <w:szCs w:val="21"/>
+          <w:lang w:eastAsia="tr-TR"/>
+          <w14:ligatures w14:val="none"/>
+        </w:rPr>
+        <w:t>"flex flex-col gap-4"</w:t>
+      </w:r>
+      <w:r>
+        <w:rPr>
+          <w:rFonts w:ascii="Consolas" w:eastAsia="Times New Roman" w:hAnsi="Consolas" w:cs="Times New Roman"/>
+          <w:color w:val="808080"/>
+          <w:kern w:val="0"/>
+          <w:sz w:val="21"/>
+          <w:szCs w:val="21"/>
+          <w:lang w:eastAsia="tr-TR"/>
+          <w14:ligatures w14:val="none"/>
+        </w:rPr>
+        <w:t>&gt;</w:t>
+      </w:r>
+    </w:p>
+    <w:p>
+      <w:pPr>
+        <w:shd w:val="clear" w:color="auto" w:fill="121314"/>
+        <w:spacing w:after="0" w:line="285" w:lineRule="atLeast"/>
+        <w:rPr>
+          <w:rFonts w:ascii="Consolas" w:eastAsia="Times New Roman" w:hAnsi="Consolas" w:cs="Times New Roman"/>
+          <w:color w:val="BBBEBF"/>
+          <w:kern w:val="0"/>
+          <w:sz w:val="21"/>
+          <w:szCs w:val="21"/>
+          <w:lang w:eastAsia="tr-TR"/>
+          <w14:ligatures w14:val="none"/>
+        </w:rPr>
+      </w:pPr>
+      <w:r>
+        <w:rPr>
+          <w:rFonts w:ascii="Consolas" w:eastAsia="Times New Roman" w:hAnsi="Consolas" w:cs="Times New Roman"/>
+          <w:color w:val="C9D1D9"/>
+          <w:kern w:val="0"/>
+          <w:sz w:val="21"/>
+          <w:szCs w:val="21"/>
+          <w:lang w:eastAsia="tr-TR"/>
+          <w14:ligatures w14:val="none"/>
+        </w:rPr>
+        <w:t xml:space="preserve">            </w:t>
+      </w:r>
+      <w:r>
+        <w:rPr>
+          <w:rFonts w:ascii="Consolas" w:eastAsia="Times New Roman" w:hAnsi="Consolas" w:cs="Times New Roman"/>
+          <w:color w:val="808080"/>
+          <w:kern w:val="0"/>
+          <w:sz w:val="21"/>
+          <w:szCs w:val="21"/>
+          <w:lang w:eastAsia="tr-TR"/>
+          <w14:ligatures w14:val="none"/>
+        </w:rPr>
+        <w:t>&lt;</w:t>
+      </w:r>
+      <w:r>
+        <w:rPr>
+          <w:rFonts w:ascii="Consolas" w:eastAsia="Times New Roman" w:hAnsi="Consolas" w:cs="Times New Roman"/>
+          <w:color w:val="7EE787"/>
+          <w:kern w:val="0"/>
+          <w:sz w:val="21"/>
+          <w:szCs w:val="21"/>
+          <w:lang w:eastAsia="tr-TR"/>
+          <w14:ligatures w14:val="none"/>
+        </w:rPr>
+        <w:t>div</w:t>
+      </w:r>
+      <w:r>
+        <w:rPr>
+          <w:rFonts w:ascii="Consolas" w:eastAsia="Times New Roman" w:hAnsi="Consolas" w:cs="Times New Roman"/>
+          <w:color w:val="C9D1D9"/>
+          <w:kern w:val="0"/>
+          <w:sz w:val="21"/>
+          <w:szCs w:val="21"/>
+          <w:lang w:eastAsia="tr-TR"/>
+          <w14:ligatures w14:val="none"/>
+        </w:rPr>
+        <w:t xml:space="preserve"> </w:t>
+      </w:r>
+      <w:r>
+        <w:rPr>
+          <w:rFonts w:ascii="Consolas" w:eastAsia="Times New Roman" w:hAnsi="Consolas" w:cs="Times New Roman"/>
+          <w:color w:val="9CDCFE"/>
+          <w:kern w:val="0"/>
+          <w:sz w:val="21"/>
+          <w:szCs w:val="21"/>
+          <w:lang w:eastAsia="tr-TR"/>
+          <w14:ligatures w14:val="none"/>
+        </w:rPr>
+        <w:t>className</w:t>
+      </w:r>
+      <w:r>
+        <w:rPr>
+          <w:rFonts w:ascii="Consolas" w:eastAsia="Times New Roman" w:hAnsi="Consolas" w:cs="Times New Roman"/>
+          <w:color w:val="D4D4D4"/>
+          <w:kern w:val="0"/>
+          <w:sz w:val="21"/>
+          <w:szCs w:val="21"/>
+          <w:lang w:eastAsia="tr-TR"/>
+          <w14:ligatures w14:val="none"/>
+        </w:rPr>
+        <w:t>=</w:t>
+      </w:r>
+      <w:r>
+        <w:rPr>
+          <w:rFonts w:ascii="Consolas" w:eastAsia="Times New Roman" w:hAnsi="Consolas" w:cs="Times New Roman"/>
+          <w:color w:val="A5D6FF"/>
+          <w:kern w:val="0"/>
+          <w:sz w:val="21"/>
+          <w:szCs w:val="21"/>
+          <w:lang w:eastAsia="tr-TR"/>
+          <w14:ligatures w14:val="none"/>
+        </w:rPr>
+        <w:t>"flex gap-4"</w:t>
+      </w:r>
+      <w:r>
+        <w:rPr>
+          <w:rFonts w:ascii="Consolas" w:eastAsia="Times New Roman" w:hAnsi="Consolas" w:cs="Times New Roman"/>
+          <w:color w:val="808080"/>
+          <w:kern w:val="0"/>
+          <w:sz w:val="21"/>
+          <w:szCs w:val="21"/>
+          <w:lang w:eastAsia="tr-TR"/>
+          <w14:ligatures w14:val="none"/>
+        </w:rPr>
+        <w:t>&gt;</w:t>
+      </w:r>
+    </w:p>
+    <w:p>
+      <w:pPr>
+        <w:shd w:val="clear" w:color="auto" w:fill="121314"/>
+        <w:spacing w:after="0" w:line="285" w:lineRule="atLeast"/>
+        <w:rPr>
+          <w:rFonts w:ascii="Consolas" w:eastAsia="Times New Roman" w:hAnsi="Consolas" w:cs="Times New Roman"/>
+          <w:color w:val="BBBEBF"/>
+          <w:kern w:val="0"/>
+          <w:sz w:val="21"/>
+          <w:szCs w:val="21"/>
+          <w:lang w:eastAsia="tr-TR"/>
+          <w14:ligatures w14:val="none"/>
+        </w:rPr>
+      </w:pPr>
+      <w:r>
+        <w:rPr>
+          <w:rFonts w:ascii="Consolas" w:eastAsia="Times New Roman" w:hAnsi="Consolas" w:cs="Times New Roman"/>
+          <w:color w:val="C9D1D9"/>
+          <w:kern w:val="0"/>
+          <w:sz w:val="21"/>
+          <w:szCs w:val="21"/>
+          <w:lang w:eastAsia="tr-TR"/>
+          <w14:ligatures w14:val="none"/>
+        </w:rPr>
+        <w:t xml:space="preserve">                </w:t>
+      </w:r>
+      <w:r>
+        <w:rPr>
+          <w:rFonts w:ascii="Consolas" w:eastAsia="Times New Roman" w:hAnsi="Consolas" w:cs="Times New Roman"/>
+          <w:color w:val="808080"/>
+          <w:kern w:val="0"/>
+          <w:sz w:val="21"/>
+          <w:szCs w:val="21"/>
+          <w:lang w:eastAsia="tr-TR"/>
+          <w14:ligatures w14:val="none"/>
+        </w:rPr>
+        <w:t>&lt;</w:t>
+      </w:r>
+      <w:r>
+        <w:rPr>
+          <w:rFonts w:ascii="Consolas" w:eastAsia="Times New Roman" w:hAnsi="Consolas" w:cs="Times New Roman"/>
+          <w:color w:val="7EE787"/>
+          <w:kern w:val="0"/>
+          <w:sz w:val="21"/>
+          <w:szCs w:val="21"/>
+          <w:lang w:eastAsia="tr-TR"/>
+          <w14:ligatures w14:val="none"/>
+        </w:rPr>
+        <w:t>label</w:t>
+      </w:r>
+      <w:r>
+        <w:rPr>
+          <w:rFonts w:ascii="Consolas" w:eastAsia="Times New Roman" w:hAnsi="Consolas" w:cs="Times New Roman"/>
+          <w:color w:val="C9D1D9"/>
+          <w:kern w:val="0"/>
+          <w:sz w:val="21"/>
+          <w:szCs w:val="21"/>
+          <w:lang w:eastAsia="tr-TR"/>
+          <w14:ligatures w14:val="none"/>
+        </w:rPr>
+        <w:t xml:space="preserve"> </w:t>
+      </w:r>
+      <w:r>
+        <w:rPr>
+          <w:rFonts w:ascii="Consolas" w:eastAsia="Times New Roman" w:hAnsi="Consolas" w:cs="Times New Roman"/>
+          <w:color w:val="9CDCFE"/>
+          <w:kern w:val="0"/>
+          <w:sz w:val="21"/>
+          <w:szCs w:val="21"/>
+          <w:lang w:eastAsia="tr-TR"/>
+          <w14:ligatures w14:val="none"/>
+        </w:rPr>
+        <w:t>className</w:t>
+      </w:r>
+      <w:r>
+        <w:rPr>
+          <w:rFonts w:ascii="Consolas" w:eastAsia="Times New Roman" w:hAnsi="Consolas" w:cs="Times New Roman"/>
+          <w:color w:val="D4D4D4"/>
+          <w:kern w:val="0"/>
+          <w:sz w:val="21"/>
+          <w:szCs w:val="21"/>
+          <w:lang w:eastAsia="tr-TR"/>
+          <w14:ligatures w14:val="none"/>
+        </w:rPr>
+        <w:t>=</w:t>
+      </w:r>
+      <w:r>
+        <w:rPr>
+          <w:rFonts w:ascii="Consolas" w:eastAsia="Times New Roman" w:hAnsi="Consolas" w:cs="Times New Roman"/>
+          <w:color w:val="A5D6FF"/>
+          <w:kern w:val="0"/>
+          <w:sz w:val="21"/>
+          <w:szCs w:val="21"/>
+          <w:lang w:eastAsia="tr-TR"/>
+          <w14:ligatures w14:val="none"/>
+        </w:rPr>
+        <w:t>"w-12"</w:t>
+      </w:r>
+      <w:r>
+        <w:rPr>
+          <w:rFonts w:ascii="Consolas" w:eastAsia="Times New Roman" w:hAnsi="Consolas" w:cs="Times New Roman"/>
+          <w:color w:val="C9D1D9"/>
+          <w:kern w:val="0"/>
+          <w:sz w:val="21"/>
+          <w:szCs w:val="21"/>
+          <w:lang w:eastAsia="tr-TR"/>
+          <w14:ligatures w14:val="none"/>
+        </w:rPr>
+        <w:t xml:space="preserve"> </w:t>
+      </w:r>
+      <w:r>
+        <w:rPr>
+          <w:rFonts w:ascii="Consolas" w:eastAsia="Times New Roman" w:hAnsi="Consolas" w:cs="Times New Roman"/>
+          <w:color w:val="9CDCFE"/>
+          <w:kern w:val="0"/>
+          <w:sz w:val="21"/>
+          <w:szCs w:val="21"/>
+          <w:lang w:eastAsia="tr-TR"/>
+          <w14:ligatures w14:val="none"/>
+        </w:rPr>
+        <w:t>htmlFor</w:t>
+      </w:r>
+      <w:r>
+        <w:rPr>
+          <w:rFonts w:ascii="Consolas" w:eastAsia="Times New Roman" w:hAnsi="Consolas" w:cs="Times New Roman"/>
+          <w:color w:val="D4D4D4"/>
+          <w:kern w:val="0"/>
+          <w:sz w:val="21"/>
+          <w:szCs w:val="21"/>
+          <w:lang w:eastAsia="tr-TR"/>
+          <w14:ligatures w14:val="none"/>
+        </w:rPr>
+        <w:t>=</w:t>
+      </w:r>
+      <w:r>
+        <w:rPr>
+          <w:rFonts w:ascii="Consolas" w:eastAsia="Times New Roman" w:hAnsi="Consolas" w:cs="Times New Roman"/>
+          <w:color w:val="A5D6FF"/>
+          <w:kern w:val="0"/>
+          <w:sz w:val="21"/>
+          <w:szCs w:val="21"/>
+          <w:lang w:eastAsia="tr-TR"/>
+          <w14:ligatures w14:val="none"/>
+        </w:rPr>
+        <w:t>"title"</w:t>
+      </w:r>
+      <w:r>
+        <w:rPr>
+          <w:rFonts w:ascii="Consolas" w:eastAsia="Times New Roman" w:hAnsi="Consolas" w:cs="Times New Roman"/>
+          <w:color w:val="808080"/>
+          <w:kern w:val="0"/>
+          <w:sz w:val="21"/>
+          <w:szCs w:val="21"/>
+          <w:lang w:eastAsia="tr-TR"/>
+          <w14:ligatures w14:val="none"/>
+        </w:rPr>
+        <w:t>&gt;</w:t>
+      </w:r>
+      <w:r>
+        <w:rPr>
+          <w:rFonts w:ascii="Consolas" w:eastAsia="Times New Roman" w:hAnsi="Consolas" w:cs="Times New Roman"/>
+          <w:color w:val="C9D1D9"/>
+          <w:kern w:val="0"/>
+          <w:sz w:val="21"/>
+          <w:szCs w:val="21"/>
+          <w:lang w:eastAsia="tr-TR"/>
+          <w14:ligatures w14:val="none"/>
+        </w:rPr>
+        <w:t>title</w:t>
+      </w:r>
+      <w:r>
+        <w:rPr>
+          <w:rFonts w:ascii="Consolas" w:eastAsia="Times New Roman" w:hAnsi="Consolas" w:cs="Times New Roman"/>
+          <w:color w:val="808080"/>
+          <w:kern w:val="0"/>
+          <w:sz w:val="21"/>
+          <w:szCs w:val="21"/>
+          <w:lang w:eastAsia="tr-TR"/>
+          <w14:ligatures w14:val="none"/>
+        </w:rPr>
+        <w:t>&lt;/</w:t>
+      </w:r>
+      <w:r>
+        <w:rPr>
+          <w:rFonts w:ascii="Consolas" w:eastAsia="Times New Roman" w:hAnsi="Consolas" w:cs="Times New Roman"/>
+          <w:color w:val="7EE787"/>
+          <w:kern w:val="0"/>
+          <w:sz w:val="21"/>
+          <w:szCs w:val="21"/>
+          <w:lang w:eastAsia="tr-TR"/>
+          <w14:ligatures w14:val="none"/>
+        </w:rPr>
+        <w:t>label</w:t>
+      </w:r>
+      <w:r>
+        <w:rPr>
+          <w:rFonts w:ascii="Consolas" w:eastAsia="Times New Roman" w:hAnsi="Consolas" w:cs="Times New Roman"/>
+          <w:color w:val="808080"/>
+          <w:kern w:val="0"/>
+          <w:sz w:val="21"/>
+          <w:szCs w:val="21"/>
+          <w:lang w:eastAsia="tr-TR"/>
+          <w14:ligatures w14:val="none"/>
+        </w:rPr>
+        <w:t>&gt;</w:t>
+      </w:r>
+    </w:p>
+    <w:p>
+      <w:pPr>
+        <w:shd w:val="clear" w:color="auto" w:fill="121314"/>
+        <w:spacing w:after="0" w:line="285" w:lineRule="atLeast"/>
+        <w:rPr>
+          <w:rFonts w:ascii="Consolas" w:eastAsia="Times New Roman" w:hAnsi="Consolas" w:cs="Times New Roman"/>
+          <w:color w:val="BBBEBF"/>
+          <w:kern w:val="0"/>
+          <w:sz w:val="21"/>
+          <w:szCs w:val="21"/>
+          <w:lang w:eastAsia="tr-TR"/>
+          <w14:ligatures w14:val="none"/>
+        </w:rPr>
+      </w:pPr>
+      <w:r>
+        <w:rPr>
+          <w:rFonts w:ascii="Consolas" w:eastAsia="Times New Roman" w:hAnsi="Consolas" w:cs="Times New Roman"/>
+          <w:color w:val="C9D1D9"/>
+          <w:kern w:val="0"/>
+          <w:sz w:val="21"/>
+          <w:szCs w:val="21"/>
+          <w:lang w:eastAsia="tr-TR"/>
+          <w14:ligatures w14:val="none"/>
+        </w:rPr>
+        <w:t xml:space="preserve">                </w:t>
+      </w:r>
+      <w:r>
+        <w:rPr>
+          <w:rFonts w:ascii="Consolas" w:eastAsia="Times New Roman" w:hAnsi="Consolas" w:cs="Times New Roman"/>
+          <w:color w:val="808080"/>
+          <w:kern w:val="0"/>
+          <w:sz w:val="21"/>
+          <w:szCs w:val="21"/>
+          <w:lang w:eastAsia="tr-TR"/>
+          <w14:ligatures w14:val="none"/>
+        </w:rPr>
+        <w:t>&lt;</w:t>
+      </w:r>
+      <w:r>
+        <w:rPr>
+          <w:rFonts w:ascii="Consolas" w:eastAsia="Times New Roman" w:hAnsi="Consolas" w:cs="Times New Roman"/>
+          <w:color w:val="7EE787"/>
+          <w:kern w:val="0"/>
+          <w:sz w:val="21"/>
+          <w:szCs w:val="21"/>
+          <w:lang w:eastAsia="tr-TR"/>
+          <w14:ligatures w14:val="none"/>
+        </w:rPr>
+        <w:t>input</w:t>
+      </w:r>
+    </w:p>
+    <w:p>
+      <w:pPr>
+        <w:shd w:val="clear" w:color="auto" w:fill="121314"/>
+        <w:spacing w:after="0" w:line="285" w:lineRule="atLeast"/>
+        <w:rPr>
+          <w:rFonts w:ascii="Consolas" w:eastAsia="Times New Roman" w:hAnsi="Consolas" w:cs="Times New Roman"/>
+          <w:color w:val="BBBEBF"/>
+          <w:kern w:val="0"/>
+          <w:sz w:val="21"/>
+          <w:szCs w:val="21"/>
+          <w:lang w:eastAsia="tr-TR"/>
+          <w14:ligatures w14:val="none"/>
+        </w:rPr>
+      </w:pPr>
+      <w:r>
+        <w:rPr>
+          <w:rFonts w:ascii="Consolas" w:eastAsia="Times New Roman" w:hAnsi="Consolas" w:cs="Times New Roman"/>
+          <w:color w:val="C9D1D9"/>
+          <w:kern w:val="0"/>
+          <w:sz w:val="21"/>
+          <w:szCs w:val="21"/>
+          <w:lang w:eastAsia="tr-TR"/>
+          <w14:ligatures w14:val="none"/>
+        </w:rPr>
+        <w:t xml:space="preserve">                </w:t>
+      </w:r>
+      <w:r>
+        <w:rPr>
+          <w:rFonts w:ascii="Consolas" w:eastAsia="Times New Roman" w:hAnsi="Consolas" w:cs="Times New Roman"/>
+          <w:color w:val="9CDCFE"/>
+          <w:kern w:val="0"/>
+          <w:sz w:val="21"/>
+          <w:szCs w:val="21"/>
+          <w:lang w:eastAsia="tr-TR"/>
+          <w14:ligatures w14:val="none"/>
+        </w:rPr>
+        <w:t>name</w:t>
+      </w:r>
+      <w:r>
+        <w:rPr>
+          <w:rFonts w:ascii="Consolas" w:eastAsia="Times New Roman" w:hAnsi="Consolas" w:cs="Times New Roman"/>
+          <w:color w:val="D4D4D4"/>
+          <w:kern w:val="0"/>
+          <w:sz w:val="21"/>
+          <w:szCs w:val="21"/>
+          <w:lang w:eastAsia="tr-TR"/>
+          <w14:ligatures w14:val="none"/>
+        </w:rPr>
+        <w:t>=</w:t>
+      </w:r>
+      <w:r>
+        <w:rPr>
+          <w:rFonts w:ascii="Consolas" w:eastAsia="Times New Roman" w:hAnsi="Consolas" w:cs="Times New Roman"/>
+          <w:color w:val="A5D6FF"/>
+          <w:kern w:val="0"/>
+          <w:sz w:val="21"/>
+          <w:szCs w:val="21"/>
+          <w:lang w:eastAsia="tr-TR"/>
+          <w14:ligatures w14:val="none"/>
+        </w:rPr>
+        <w:t>"title"</w:t>
+      </w:r>
+    </w:p>
+    <w:p>
+      <w:pPr>
+        <w:shd w:val="clear" w:color="auto" w:fill="121314"/>
+        <w:spacing w:after="0" w:line="285" w:lineRule="atLeast"/>
+        <w:rPr>
+          <w:rFonts w:ascii="Consolas" w:eastAsia="Times New Roman" w:hAnsi="Consolas" w:cs="Times New Roman"/>
+          <w:color w:val="BBBEBF"/>
+          <w:kern w:val="0"/>
+          <w:sz w:val="21"/>
+          <w:szCs w:val="21"/>
+          <w:lang w:eastAsia="tr-TR"/>
+          <w14:ligatures w14:val="none"/>
+        </w:rPr>
+      </w:pPr>
+      <w:r>
+        <w:rPr>
+          <w:rFonts w:ascii="Consolas" w:eastAsia="Times New Roman" w:hAnsi="Consolas" w:cs="Times New Roman"/>
+          <w:color w:val="C9D1D9"/>
+          <w:kern w:val="0"/>
+          <w:sz w:val="21"/>
+          <w:szCs w:val="21"/>
+          <w:lang w:eastAsia="tr-TR"/>
+          <w14:ligatures w14:val="none"/>
+        </w:rPr>
+        <w:t xml:space="preserve">                </w:t>
+      </w:r>
+      <w:r>
+        <w:rPr>
+          <w:rFonts w:ascii="Consolas" w:eastAsia="Times New Roman" w:hAnsi="Consolas" w:cs="Times New Roman"/>
+          <w:color w:val="9CDCFE"/>
+          <w:kern w:val="0"/>
+          <w:sz w:val="21"/>
+          <w:szCs w:val="21"/>
+          <w:lang w:eastAsia="tr-TR"/>
+          <w14:ligatures w14:val="none"/>
+        </w:rPr>
+        <w:t>className</w:t>
+      </w:r>
+      <w:r>
+        <w:rPr>
+          <w:rFonts w:ascii="Consolas" w:eastAsia="Times New Roman" w:hAnsi="Consolas" w:cs="Times New Roman"/>
+          <w:color w:val="D4D4D4"/>
+          <w:kern w:val="0"/>
+          <w:sz w:val="21"/>
+          <w:szCs w:val="21"/>
+          <w:lang w:eastAsia="tr-TR"/>
+          <w14:ligatures w14:val="none"/>
+        </w:rPr>
+        <w:t>=</w:t>
+      </w:r>
+      <w:r>
+        <w:rPr>
+          <w:rFonts w:ascii="Consolas" w:eastAsia="Times New Roman" w:hAnsi="Consolas" w:cs="Times New Roman"/>
+          <w:color w:val="A5D6FF"/>
+          <w:kern w:val="0"/>
+          <w:sz w:val="21"/>
+          <w:szCs w:val="21"/>
+          <w:lang w:eastAsia="tr-TR"/>
+          <w14:ligatures w14:val="none"/>
+        </w:rPr>
+        <w:t>"rounded p-2 w-full border-2 border-gray"</w:t>
+      </w:r>
+    </w:p>
+    <w:p>
+      <w:pPr>
+        <w:shd w:val="clear" w:color="auto" w:fill="121314"/>
+        <w:spacing w:after="0" w:line="285" w:lineRule="atLeast"/>
+        <w:rPr>
+          <w:rFonts w:ascii="Consolas" w:eastAsia="Times New Roman" w:hAnsi="Consolas" w:cs="Times New Roman"/>
+          <w:color w:val="BBBEBF"/>
+          <w:kern w:val="0"/>
+          <w:sz w:val="21"/>
+          <w:szCs w:val="21"/>
+          <w:lang w:eastAsia="tr-TR"/>
+          <w14:ligatures w14:val="none"/>
+        </w:rPr>
+      </w:pPr>
+      <w:r>
+        <w:rPr>
+          <w:rFonts w:ascii="Consolas" w:eastAsia="Times New Roman" w:hAnsi="Consolas" w:cs="Times New Roman"/>
+          <w:color w:val="C9D1D9"/>
+          <w:kern w:val="0"/>
+          <w:sz w:val="21"/>
+          <w:szCs w:val="21"/>
+          <w:lang w:eastAsia="tr-TR"/>
+          <w14:ligatures w14:val="none"/>
+        </w:rPr>
+        <w:t xml:space="preserve">                </w:t>
+      </w:r>
+      <w:r>
+        <w:rPr>
+          <w:rFonts w:ascii="Consolas" w:eastAsia="Times New Roman" w:hAnsi="Consolas" w:cs="Times New Roman"/>
+          <w:color w:val="9CDCFE"/>
+          <w:kern w:val="0"/>
+          <w:sz w:val="21"/>
+          <w:szCs w:val="21"/>
+          <w:lang w:eastAsia="tr-TR"/>
+          <w14:ligatures w14:val="none"/>
+        </w:rPr>
+        <w:t>id</w:t>
+      </w:r>
+      <w:r>
+        <w:rPr>
+          <w:rFonts w:ascii="Consolas" w:eastAsia="Times New Roman" w:hAnsi="Consolas" w:cs="Times New Roman"/>
+          <w:color w:val="D4D4D4"/>
+          <w:kern w:val="0"/>
+          <w:sz w:val="21"/>
+          <w:szCs w:val="21"/>
+          <w:lang w:eastAsia="tr-TR"/>
+          <w14:ligatures w14:val="none"/>
+        </w:rPr>
+        <w:t>=</w:t>
+      </w:r>
+      <w:r>
+        <w:rPr>
+          <w:rFonts w:ascii="Consolas" w:eastAsia="Times New Roman" w:hAnsi="Consolas" w:cs="Times New Roman"/>
+          <w:color w:val="A5D6FF"/>
+          <w:kern w:val="0"/>
+          <w:sz w:val="21"/>
+          <w:szCs w:val="21"/>
+          <w:lang w:eastAsia="tr-TR"/>
+          <w14:ligatures w14:val="none"/>
+        </w:rPr>
+        <w:t>"title"</w:t>
+      </w:r>
+      <w:r>
+        <w:rPr>
+          <w:rFonts w:ascii="Consolas" w:eastAsia="Times New Roman" w:hAnsi="Consolas" w:cs="Times New Roman"/>
+          <w:color w:val="808080"/>
+          <w:kern w:val="0"/>
+          <w:sz w:val="21"/>
+          <w:szCs w:val="21"/>
+          <w:lang w:eastAsia="tr-TR"/>
+          <w14:ligatures w14:val="none"/>
+        </w:rPr>
+        <w:t>&gt;</w:t>
+      </w:r>
+    </w:p>
+    <w:p>
+      <w:pPr>
+        <w:shd w:val="clear" w:color="auto" w:fill="121314"/>
+        <w:spacing w:after="0" w:line="285" w:lineRule="atLeast"/>
+        <w:rPr>
+          <w:rFonts w:ascii="Consolas" w:eastAsia="Times New Roman" w:hAnsi="Consolas" w:cs="Times New Roman"/>
+          <w:color w:val="BBBEBF"/>
+          <w:kern w:val="0"/>
+          <w:sz w:val="21"/>
+          <w:szCs w:val="21"/>
+          <w:lang w:eastAsia="tr-TR"/>
+          <w14:ligatures w14:val="none"/>
+        </w:rPr>
+      </w:pPr>
+      <w:r>
+        <w:rPr>
+          <w:rFonts w:ascii="Consolas" w:eastAsia="Times New Roman" w:hAnsi="Consolas" w:cs="Times New Roman"/>
+          <w:color w:val="C9D1D9"/>
+          <w:kern w:val="0"/>
+          <w:sz w:val="21"/>
+          <w:szCs w:val="21"/>
+          <w:lang w:eastAsia="tr-TR"/>
+          <w14:ligatures w14:val="none"/>
+        </w:rPr>
+        <w:t xml:space="preserve">                </w:t>
+      </w:r>
+      <w:r>
+        <w:rPr>
+          <w:rFonts w:ascii="Consolas" w:eastAsia="Times New Roman" w:hAnsi="Consolas" w:cs="Times New Roman"/>
+          <w:color w:val="808080"/>
+          <w:kern w:val="0"/>
+          <w:sz w:val="21"/>
+          <w:szCs w:val="21"/>
+          <w:lang w:eastAsia="tr-TR"/>
+          <w14:ligatures w14:val="none"/>
+        </w:rPr>
+        <w:t>&lt;/</w:t>
+      </w:r>
+      <w:r>
+        <w:rPr>
+          <w:rFonts w:ascii="Consolas" w:eastAsia="Times New Roman" w:hAnsi="Consolas" w:cs="Times New Roman"/>
+          <w:color w:val="7EE787"/>
+          <w:kern w:val="0"/>
+          <w:sz w:val="21"/>
+          <w:szCs w:val="21"/>
+          <w:lang w:eastAsia="tr-TR"/>
+          <w14:ligatures w14:val="none"/>
+        </w:rPr>
+        <w:t>input</w:t>
+      </w:r>
+      <w:r>
+        <w:rPr>
+          <w:rFonts w:ascii="Consolas" w:eastAsia="Times New Roman" w:hAnsi="Consolas" w:cs="Times New Roman"/>
+          <w:color w:val="808080"/>
+          <w:kern w:val="0"/>
+          <w:sz w:val="21"/>
+          <w:szCs w:val="21"/>
+          <w:lang w:eastAsia="tr-TR"/>
+          <w14:ligatures w14:val="none"/>
+        </w:rPr>
+        <w:t>&gt;</w:t>
+      </w:r>
+    </w:p>
+    <w:p>
+      <w:pPr>
+        <w:shd w:val="clear" w:color="auto" w:fill="121314"/>
+        <w:spacing w:after="0" w:line="285" w:lineRule="atLeast"/>
+        <w:rPr>
+          <w:rFonts w:ascii="Consolas" w:eastAsia="Times New Roman" w:hAnsi="Consolas" w:cs="Times New Roman"/>
+          <w:color w:val="BBBEBF"/>
+          <w:kern w:val="0"/>
+          <w:sz w:val="21"/>
+          <w:szCs w:val="21"/>
+          <w:lang w:eastAsia="tr-TR"/>
+          <w14:ligatures w14:val="none"/>
+        </w:rPr>
+      </w:pPr>
+      <w:r>
+        <w:rPr>
+          <w:rFonts w:ascii="Consolas" w:eastAsia="Times New Roman" w:hAnsi="Consolas" w:cs="Times New Roman"/>
+          <w:color w:val="C9D1D9"/>
+          <w:kern w:val="0"/>
+          <w:sz w:val="21"/>
+          <w:szCs w:val="21"/>
+          <w:lang w:eastAsia="tr-TR"/>
+          <w14:ligatures w14:val="none"/>
+        </w:rPr>
+        <w:t xml:space="preserve">            </w:t>
+      </w:r>
+      <w:r>
+        <w:rPr>
+          <w:rFonts w:ascii="Consolas" w:eastAsia="Times New Roman" w:hAnsi="Consolas" w:cs="Times New Roman"/>
+          <w:color w:val="808080"/>
+          <w:kern w:val="0"/>
+          <w:sz w:val="21"/>
+          <w:szCs w:val="21"/>
+          <w:lang w:eastAsia="tr-TR"/>
+          <w14:ligatures w14:val="none"/>
+        </w:rPr>
+        <w:t>&lt;/</w:t>
+      </w:r>
+      <w:r>
+        <w:rPr>
+          <w:rFonts w:ascii="Consolas" w:eastAsia="Times New Roman" w:hAnsi="Consolas" w:cs="Times New Roman"/>
+          <w:color w:val="7EE787"/>
+          <w:kern w:val="0"/>
+          <w:sz w:val="21"/>
+          <w:szCs w:val="21"/>
+          <w:lang w:eastAsia="tr-TR"/>
+          <w14:ligatures w14:val="none"/>
+        </w:rPr>
+        <w:t>div</w:t>
+      </w:r>
+      <w:r>
+        <w:rPr>
+          <w:rFonts w:ascii="Consolas" w:eastAsia="Times New Roman" w:hAnsi="Consolas" w:cs="Times New Roman"/>
+          <w:color w:val="808080"/>
+          <w:kern w:val="0"/>
+          <w:sz w:val="21"/>
+          <w:szCs w:val="21"/>
+          <w:lang w:eastAsia="tr-TR"/>
+          <w14:ligatures w14:val="none"/>
+        </w:rPr>
+        <w:t>&gt;</w:t>
+      </w:r>
+    </w:p>
+    <w:p>
+      <w:pPr>
+        <w:shd w:val="clear" w:color="auto" w:fill="121314"/>
+        <w:spacing w:after="0" w:line="285" w:lineRule="atLeast"/>
+        <w:rPr>
+          <w:rFonts w:ascii="Consolas" w:eastAsia="Times New Roman" w:hAnsi="Consolas" w:cs="Times New Roman"/>
+          <w:color w:val="BBBEBF"/>
+          <w:kern w:val="0"/>
+          <w:sz w:val="21"/>
+          <w:szCs w:val="21"/>
+          <w:lang w:eastAsia="tr-TR"/>
+          <w14:ligatures w14:val="none"/>
+        </w:rPr>
+      </w:pPr>
+      <w:r>
+        <w:rPr>
+          <w:rFonts w:ascii="Consolas" w:eastAsia="Times New Roman" w:hAnsi="Consolas" w:cs="Times New Roman"/>
+          <w:color w:val="C9D1D9"/>
+          <w:kern w:val="0"/>
+          <w:sz w:val="21"/>
+          <w:szCs w:val="21"/>
+          <w:lang w:eastAsia="tr-TR"/>
+          <w14:ligatures w14:val="none"/>
+        </w:rPr>
+        <w:t xml:space="preserve">            </w:t>
+      </w:r>
+      <w:r>
+        <w:rPr>
+          <w:rFonts w:ascii="Consolas" w:eastAsia="Times New Roman" w:hAnsi="Consolas" w:cs="Times New Roman"/>
+          <w:color w:val="808080"/>
+          <w:kern w:val="0"/>
+          <w:sz w:val="21"/>
+          <w:szCs w:val="21"/>
+          <w:lang w:eastAsia="tr-TR"/>
+          <w14:ligatures w14:val="none"/>
+        </w:rPr>
+        <w:t>&lt;</w:t>
+      </w:r>
+      <w:r>
+        <w:rPr>
+          <w:rFonts w:ascii="Consolas" w:eastAsia="Times New Roman" w:hAnsi="Consolas" w:cs="Times New Roman"/>
+          <w:color w:val="7EE787"/>
+          <w:kern w:val="0"/>
+          <w:sz w:val="21"/>
+          <w:szCs w:val="21"/>
+          <w:lang w:eastAsia="tr-TR"/>
+          <w14:ligatures w14:val="none"/>
+        </w:rPr>
+        <w:t>div</w:t>
+      </w:r>
+      <w:r>
+        <w:rPr>
+          <w:rFonts w:ascii="Consolas" w:eastAsia="Times New Roman" w:hAnsi="Consolas" w:cs="Times New Roman"/>
+          <w:color w:val="C9D1D9"/>
+          <w:kern w:val="0"/>
+          <w:sz w:val="21"/>
+          <w:szCs w:val="21"/>
+          <w:lang w:eastAsia="tr-TR"/>
+          <w14:ligatures w14:val="none"/>
+        </w:rPr>
+        <w:t xml:space="preserve"> </w:t>
+      </w:r>
+      <w:r>
+        <w:rPr>
+          <w:rFonts w:ascii="Consolas" w:eastAsia="Times New Roman" w:hAnsi="Consolas" w:cs="Times New Roman"/>
+          <w:color w:val="9CDCFE"/>
+          <w:kern w:val="0"/>
+          <w:sz w:val="21"/>
+          <w:szCs w:val="21"/>
+          <w:lang w:eastAsia="tr-TR"/>
+          <w14:ligatures w14:val="none"/>
+        </w:rPr>
+        <w:t>className</w:t>
+      </w:r>
+      <w:r>
+        <w:rPr>
+          <w:rFonts w:ascii="Consolas" w:eastAsia="Times New Roman" w:hAnsi="Consolas" w:cs="Times New Roman"/>
+          <w:color w:val="D4D4D4"/>
+          <w:kern w:val="0"/>
+          <w:sz w:val="21"/>
+          <w:szCs w:val="21"/>
+          <w:lang w:eastAsia="tr-TR"/>
+          <w14:ligatures w14:val="none"/>
+        </w:rPr>
+        <w:t>=</w:t>
+      </w:r>
+      <w:r>
+        <w:rPr>
+          <w:rFonts w:ascii="Consolas" w:eastAsia="Times New Roman" w:hAnsi="Consolas" w:cs="Times New Roman"/>
+          <w:color w:val="A5D6FF"/>
+          <w:kern w:val="0"/>
+          <w:sz w:val="21"/>
+          <w:szCs w:val="21"/>
+          <w:lang w:eastAsia="tr-TR"/>
+          <w14:ligatures w14:val="none"/>
+        </w:rPr>
+        <w:t>"flex gap-4"</w:t>
+      </w:r>
+      <w:r>
+        <w:rPr>
+          <w:rFonts w:ascii="Consolas" w:eastAsia="Times New Roman" w:hAnsi="Consolas" w:cs="Times New Roman"/>
+          <w:color w:val="808080"/>
+          <w:kern w:val="0"/>
+          <w:sz w:val="21"/>
+          <w:szCs w:val="21"/>
+          <w:lang w:eastAsia="tr-TR"/>
+          <w14:ligatures w14:val="none"/>
+        </w:rPr>
+        <w:t>&gt;</w:t>
+      </w:r>
+    </w:p>
+    <w:p>
+      <w:pPr>
+        <w:shd w:val="clear" w:color="auto" w:fill="121314"/>
+        <w:spacing w:after="0" w:line="285" w:lineRule="atLeast"/>
+        <w:rPr>
+          <w:rFonts w:ascii="Consolas" w:eastAsia="Times New Roman" w:hAnsi="Consolas" w:cs="Times New Roman"/>
+          <w:color w:val="BBBEBF"/>
+          <w:kern w:val="0"/>
+          <w:sz w:val="21"/>
+          <w:szCs w:val="21"/>
+          <w:lang w:eastAsia="tr-TR"/>
+          <w14:ligatures w14:val="none"/>
+        </w:rPr>
+      </w:pPr>
+      <w:r>
+        <w:rPr>
+          <w:rFonts w:ascii="Consolas" w:eastAsia="Times New Roman" w:hAnsi="Consolas" w:cs="Times New Roman"/>
+          <w:color w:val="C9D1D9"/>
+          <w:kern w:val="0"/>
+          <w:sz w:val="21"/>
+          <w:szCs w:val="21"/>
+          <w:lang w:eastAsia="tr-TR"/>
+          <w14:ligatures w14:val="none"/>
+        </w:rPr>
+        <w:t xml:space="preserve">                </w:t>
+      </w:r>
+      <w:r>
+        <w:rPr>
+          <w:rFonts w:ascii="Consolas" w:eastAsia="Times New Roman" w:hAnsi="Consolas" w:cs="Times New Roman"/>
+          <w:color w:val="808080"/>
+          <w:kern w:val="0"/>
+          <w:sz w:val="21"/>
+          <w:szCs w:val="21"/>
+          <w:lang w:eastAsia="tr-TR"/>
+          <w14:ligatures w14:val="none"/>
+        </w:rPr>
+        <w:t>&lt;</w:t>
+      </w:r>
+      <w:r>
+        <w:rPr>
+          <w:rFonts w:ascii="Consolas" w:eastAsia="Times New Roman" w:hAnsi="Consolas" w:cs="Times New Roman"/>
+          <w:color w:val="7EE787"/>
+          <w:kern w:val="0"/>
+          <w:sz w:val="21"/>
+          <w:szCs w:val="21"/>
+          <w:lang w:eastAsia="tr-TR"/>
+          <w14:ligatures w14:val="none"/>
+        </w:rPr>
+        <w:t>label</w:t>
+      </w:r>
+      <w:r>
+        <w:rPr>
+          <w:rFonts w:ascii="Consolas" w:eastAsia="Times New Roman" w:hAnsi="Consolas" w:cs="Times New Roman"/>
+          <w:color w:val="C9D1D9"/>
+          <w:kern w:val="0"/>
+          <w:sz w:val="21"/>
+          <w:szCs w:val="21"/>
+          <w:lang w:eastAsia="tr-TR"/>
+          <w14:ligatures w14:val="none"/>
+        </w:rPr>
+        <w:t xml:space="preserve"> </w:t>
+      </w:r>
+      <w:r>
+        <w:rPr>
+          <w:rFonts w:ascii="Consolas" w:eastAsia="Times New Roman" w:hAnsi="Consolas" w:cs="Times New Roman"/>
+          <w:color w:val="9CDCFE"/>
+          <w:kern w:val="0"/>
+          <w:sz w:val="21"/>
+          <w:szCs w:val="21"/>
+          <w:lang w:eastAsia="tr-TR"/>
+          <w14:ligatures w14:val="none"/>
+        </w:rPr>
+        <w:t>className</w:t>
+      </w:r>
+      <w:r>
+        <w:rPr>
+          <w:rFonts w:ascii="Consolas" w:eastAsia="Times New Roman" w:hAnsi="Consolas" w:cs="Times New Roman"/>
+          <w:color w:val="D4D4D4"/>
+          <w:kern w:val="0"/>
+          <w:sz w:val="21"/>
+          <w:szCs w:val="21"/>
+          <w:lang w:eastAsia="tr-TR"/>
+          <w14:ligatures w14:val="none"/>
+        </w:rPr>
+        <w:t>=</w:t>
+      </w:r>
+      <w:r>
+        <w:rPr>
+          <w:rFonts w:ascii="Consolas" w:eastAsia="Times New Roman" w:hAnsi="Consolas" w:cs="Times New Roman"/>
+          <w:color w:val="A5D6FF"/>
+          <w:kern w:val="0"/>
+          <w:sz w:val="21"/>
+          <w:szCs w:val="21"/>
+          <w:lang w:eastAsia="tr-TR"/>
+          <w14:ligatures w14:val="none"/>
+        </w:rPr>
+        <w:t>"w-12"</w:t>
+      </w:r>
+      <w:r>
+        <w:rPr>
+          <w:rFonts w:ascii="Consolas" w:eastAsia="Times New Roman" w:hAnsi="Consolas" w:cs="Times New Roman"/>
+          <w:color w:val="C9D1D9"/>
+          <w:kern w:val="0"/>
+          <w:sz w:val="21"/>
+          <w:szCs w:val="21"/>
+          <w:lang w:eastAsia="tr-TR"/>
+          <w14:ligatures w14:val="none"/>
+        </w:rPr>
+        <w:t xml:space="preserve"> </w:t>
+      </w:r>
+      <w:r>
+        <w:rPr>
+          <w:rFonts w:ascii="Consolas" w:eastAsia="Times New Roman" w:hAnsi="Consolas" w:cs="Times New Roman"/>
+          <w:color w:val="9CDCFE"/>
+          <w:kern w:val="0"/>
+          <w:sz w:val="21"/>
+          <w:szCs w:val="21"/>
+          <w:lang w:eastAsia="tr-TR"/>
+          <w14:ligatures w14:val="none"/>
+        </w:rPr>
+        <w:t>htmlFor</w:t>
+      </w:r>
+      <w:r>
+        <w:rPr>
+          <w:rFonts w:ascii="Consolas" w:eastAsia="Times New Roman" w:hAnsi="Consolas" w:cs="Times New Roman"/>
+          <w:color w:val="D4D4D4"/>
+          <w:kern w:val="0"/>
+          <w:sz w:val="21"/>
+          <w:szCs w:val="21"/>
+          <w:lang w:eastAsia="tr-TR"/>
+          <w14:ligatures w14:val="none"/>
+        </w:rPr>
+        <w:t>=</w:t>
+      </w:r>
+      <w:r>
+        <w:rPr>
+          <w:rFonts w:ascii="Consolas" w:eastAsia="Times New Roman" w:hAnsi="Consolas" w:cs="Times New Roman"/>
+          <w:color w:val="A5D6FF"/>
+          <w:kern w:val="0"/>
+          <w:sz w:val="21"/>
+          <w:szCs w:val="21"/>
+          <w:lang w:eastAsia="tr-TR"/>
+          <w14:ligatures w14:val="none"/>
+        </w:rPr>
+        <w:t>"title"</w:t>
+      </w:r>
+      <w:r>
+        <w:rPr>
+          <w:rFonts w:ascii="Consolas" w:eastAsia="Times New Roman" w:hAnsi="Consolas" w:cs="Times New Roman"/>
+          <w:color w:val="808080"/>
+          <w:kern w:val="0"/>
+          <w:sz w:val="21"/>
+          <w:szCs w:val="21"/>
+          <w:lang w:eastAsia="tr-TR"/>
+          <w14:ligatures w14:val="none"/>
+        </w:rPr>
+        <w:t>&gt;</w:t>
+      </w:r>
+      <w:r>
+        <w:rPr>
+          <w:rFonts w:ascii="Consolas" w:eastAsia="Times New Roman" w:hAnsi="Consolas" w:cs="Times New Roman"/>
+          <w:color w:val="C9D1D9"/>
+          <w:kern w:val="0"/>
+          <w:sz w:val="21"/>
+          <w:szCs w:val="21"/>
+          <w:lang w:eastAsia="tr-TR"/>
+          <w14:ligatures w14:val="none"/>
+        </w:rPr>
+        <w:t>code</w:t>
+      </w:r>
+      <w:r>
+        <w:rPr>
+          <w:rFonts w:ascii="Consolas" w:eastAsia="Times New Roman" w:hAnsi="Consolas" w:cs="Times New Roman"/>
+          <w:color w:val="808080"/>
+          <w:kern w:val="0"/>
+          <w:sz w:val="21"/>
+          <w:szCs w:val="21"/>
+          <w:lang w:eastAsia="tr-TR"/>
+          <w14:ligatures w14:val="none"/>
+        </w:rPr>
+        <w:t>&lt;/</w:t>
+      </w:r>
+      <w:r>
+        <w:rPr>
+          <w:rFonts w:ascii="Consolas" w:eastAsia="Times New Roman" w:hAnsi="Consolas" w:cs="Times New Roman"/>
+          <w:color w:val="7EE787"/>
+          <w:kern w:val="0"/>
+          <w:sz w:val="21"/>
+          <w:szCs w:val="21"/>
+          <w:lang w:eastAsia="tr-TR"/>
+          <w14:ligatures w14:val="none"/>
+        </w:rPr>
+        <w:t>label</w:t>
+      </w:r>
+      <w:r>
+        <w:rPr>
+          <w:rFonts w:ascii="Consolas" w:eastAsia="Times New Roman" w:hAnsi="Consolas" w:cs="Times New Roman"/>
+          <w:color w:val="808080"/>
+          <w:kern w:val="0"/>
+          <w:sz w:val="21"/>
+          <w:szCs w:val="21"/>
+          <w:lang w:eastAsia="tr-TR"/>
+          <w14:ligatures w14:val="none"/>
+        </w:rPr>
+        <w:t>&gt;</w:t>
+      </w:r>
+    </w:p>
+    <w:p>
+      <w:pPr>
+        <w:shd w:val="clear" w:color="auto" w:fill="121314"/>
+        <w:spacing w:after="0" w:line="285" w:lineRule="atLeast"/>
+        <w:rPr>
+          <w:rFonts w:ascii="Consolas" w:eastAsia="Times New Roman" w:hAnsi="Consolas" w:cs="Times New Roman"/>
+          <w:color w:val="BBBEBF"/>
+          <w:kern w:val="0"/>
+          <w:sz w:val="21"/>
+          <w:szCs w:val="21"/>
+          <w:lang w:eastAsia="tr-TR"/>
+          <w14:ligatures w14:val="none"/>
+        </w:rPr>
+      </w:pPr>
+      <w:r>
+        <w:rPr>
+          <w:rFonts w:ascii="Consolas" w:eastAsia="Times New Roman" w:hAnsi="Consolas" w:cs="Times New Roman"/>
+          <w:color w:val="C9D1D9"/>
+          <w:kern w:val="0"/>
+          <w:sz w:val="21"/>
+          <w:szCs w:val="21"/>
+          <w:lang w:eastAsia="tr-TR"/>
+          <w14:ligatures w14:val="none"/>
+        </w:rPr>
+        <w:t xml:space="preserve">                </w:t>
+      </w:r>
+      <w:r>
+        <w:rPr>
+          <w:rFonts w:ascii="Consolas" w:eastAsia="Times New Roman" w:hAnsi="Consolas" w:cs="Times New Roman"/>
+          <w:color w:val="808080"/>
+          <w:kern w:val="0"/>
+          <w:sz w:val="21"/>
+          <w:szCs w:val="21"/>
+          <w:lang w:eastAsia="tr-TR"/>
+          <w14:ligatures w14:val="none"/>
+        </w:rPr>
+        <w:t>&lt;</w:t>
+      </w:r>
+      <w:r>
+        <w:rPr>
+          <w:rFonts w:ascii="Consolas" w:eastAsia="Times New Roman" w:hAnsi="Consolas" w:cs="Times New Roman"/>
+          <w:color w:val="7EE787"/>
+          <w:kern w:val="0"/>
+          <w:sz w:val="21"/>
+          <w:szCs w:val="21"/>
+          <w:lang w:eastAsia="tr-TR"/>
+          <w14:ligatures w14:val="none"/>
+        </w:rPr>
+        <w:t>textarea</w:t>
+      </w:r>
+    </w:p>
+    <w:p>
+      <w:pPr>
+        <w:shd w:val="clear" w:color="auto" w:fill="121314"/>
+        <w:spacing w:after="0" w:line="285" w:lineRule="atLeast"/>
+        <w:rPr>
+          <w:rFonts w:ascii="Consolas" w:eastAsia="Times New Roman" w:hAnsi="Consolas" w:cs="Times New Roman"/>
+          <w:color w:val="BBBEBF"/>
+          <w:kern w:val="0"/>
+          <w:sz w:val="21"/>
+          <w:szCs w:val="21"/>
+          <w:lang w:eastAsia="tr-TR"/>
+          <w14:ligatures w14:val="none"/>
+        </w:rPr>
+      </w:pPr>
+      <w:r>
+        <w:rPr>
+          <w:rFonts w:ascii="Consolas" w:eastAsia="Times New Roman" w:hAnsi="Consolas" w:cs="Times New Roman"/>
+          <w:color w:val="C9D1D9"/>
+          <w:kern w:val="0"/>
+          <w:sz w:val="21"/>
+          <w:szCs w:val="21"/>
+          <w:lang w:eastAsia="tr-TR"/>
+          <w14:ligatures w14:val="none"/>
+        </w:rPr>
+        <w:t xml:space="preserve">                </w:t>
+      </w:r>
+      <w:r>
+        <w:rPr>
+          <w:rFonts w:ascii="Consolas" w:eastAsia="Times New Roman" w:hAnsi="Consolas" w:cs="Times New Roman"/>
+          <w:color w:val="9CDCFE"/>
+          <w:kern w:val="0"/>
+          <w:sz w:val="21"/>
+          <w:szCs w:val="21"/>
+          <w:lang w:eastAsia="tr-TR"/>
+          <w14:ligatures w14:val="none"/>
+        </w:rPr>
+        <w:t>name</w:t>
+      </w:r>
+      <w:r>
+        <w:rPr>
+          <w:rFonts w:ascii="Consolas" w:eastAsia="Times New Roman" w:hAnsi="Consolas" w:cs="Times New Roman"/>
+          <w:color w:val="D4D4D4"/>
+          <w:kern w:val="0"/>
+          <w:sz w:val="21"/>
+          <w:szCs w:val="21"/>
+          <w:lang w:eastAsia="tr-TR"/>
+          <w14:ligatures w14:val="none"/>
+        </w:rPr>
+        <w:t>=</w:t>
+      </w:r>
+      <w:r>
+        <w:rPr>
+          <w:rFonts w:ascii="Consolas" w:eastAsia="Times New Roman" w:hAnsi="Consolas" w:cs="Times New Roman"/>
+          <w:color w:val="A5D6FF"/>
+          <w:kern w:val="0"/>
+          <w:sz w:val="21"/>
+          <w:szCs w:val="21"/>
+          <w:lang w:eastAsia="tr-TR"/>
+          <w14:ligatures w14:val="none"/>
+        </w:rPr>
+        <w:t>"code"</w:t>
+      </w:r>
+    </w:p>
+    <w:p>
+      <w:pPr>
+        <w:shd w:val="clear" w:color="auto" w:fill="121314"/>
+        <w:spacing w:after="0" w:line="285" w:lineRule="atLeast"/>
+        <w:rPr>
+          <w:rFonts w:ascii="Consolas" w:eastAsia="Times New Roman" w:hAnsi="Consolas" w:cs="Times New Roman"/>
+          <w:color w:val="BBBEBF"/>
+          <w:kern w:val="0"/>
+          <w:sz w:val="21"/>
+          <w:szCs w:val="21"/>
+          <w:lang w:eastAsia="tr-TR"/>
+          <w14:ligatures w14:val="none"/>
+        </w:rPr>
+      </w:pPr>
+      <w:r>
+        <w:rPr>
+          <w:rFonts w:ascii="Consolas" w:eastAsia="Times New Roman" w:hAnsi="Consolas" w:cs="Times New Roman"/>
+          <w:color w:val="C9D1D9"/>
+          <w:kern w:val="0"/>
+          <w:sz w:val="21"/>
+          <w:szCs w:val="21"/>
+          <w:lang w:eastAsia="tr-TR"/>
+          <w14:ligatures w14:val="none"/>
+        </w:rPr>
+        <w:t xml:space="preserve">                </w:t>
+      </w:r>
+      <w:r>
+        <w:rPr>
+          <w:rFonts w:ascii="Consolas" w:eastAsia="Times New Roman" w:hAnsi="Consolas" w:cs="Times New Roman"/>
+          <w:color w:val="9CDCFE"/>
+          <w:kern w:val="0"/>
+          <w:sz w:val="21"/>
+          <w:szCs w:val="21"/>
+          <w:lang w:eastAsia="tr-TR"/>
+          <w14:ligatures w14:val="none"/>
+        </w:rPr>
+        <w:t>className</w:t>
+      </w:r>
+      <w:r>
+        <w:rPr>
+          <w:rFonts w:ascii="Consolas" w:eastAsia="Times New Roman" w:hAnsi="Consolas" w:cs="Times New Roman"/>
+          <w:color w:val="D4D4D4"/>
+          <w:kern w:val="0"/>
+          <w:sz w:val="21"/>
+          <w:szCs w:val="21"/>
+          <w:lang w:eastAsia="tr-TR"/>
+          <w14:ligatures w14:val="none"/>
+        </w:rPr>
+        <w:t>=</w:t>
+      </w:r>
+      <w:r>
+        <w:rPr>
+          <w:rFonts w:ascii="Consolas" w:eastAsia="Times New Roman" w:hAnsi="Consolas" w:cs="Times New Roman"/>
+          <w:color w:val="A5D6FF"/>
+          <w:kern w:val="0"/>
+          <w:sz w:val="21"/>
+          <w:szCs w:val="21"/>
+          <w:lang w:eastAsia="tr-TR"/>
+          <w14:ligatures w14:val="none"/>
+        </w:rPr>
+        <w:t>"rounded p-2 w-full border-2 border-gray"</w:t>
+      </w:r>
+    </w:p>
+    <w:p>
+      <w:pPr>
+        <w:shd w:val="clear" w:color="auto" w:fill="121314"/>
+        <w:spacing w:after="0" w:line="285" w:lineRule="atLeast"/>
+        <w:rPr>
+          <w:rFonts w:ascii="Consolas" w:eastAsia="Times New Roman" w:hAnsi="Consolas" w:cs="Times New Roman"/>
+          <w:color w:val="BBBEBF"/>
+          <w:kern w:val="0"/>
+          <w:sz w:val="21"/>
+          <w:szCs w:val="21"/>
+          <w:lang w:eastAsia="tr-TR"/>
+          <w14:ligatures w14:val="none"/>
+        </w:rPr>
+      </w:pPr>
+      <w:r>
+        <w:rPr>
+          <w:rFonts w:ascii="Consolas" w:eastAsia="Times New Roman" w:hAnsi="Consolas" w:cs="Times New Roman"/>
+          <w:color w:val="C9D1D9"/>
+          <w:kern w:val="0"/>
+          <w:sz w:val="21"/>
+          <w:szCs w:val="21"/>
+          <w:lang w:eastAsia="tr-TR"/>
+          <w14:ligatures w14:val="none"/>
+        </w:rPr>
+        <w:t xml:space="preserve">                </w:t>
+      </w:r>
+      <w:r>
+        <w:rPr>
+          <w:rFonts w:ascii="Consolas" w:eastAsia="Times New Roman" w:hAnsi="Consolas" w:cs="Times New Roman"/>
+          <w:color w:val="9CDCFE"/>
+          <w:kern w:val="0"/>
+          <w:sz w:val="21"/>
+          <w:szCs w:val="21"/>
+          <w:lang w:eastAsia="tr-TR"/>
+          <w14:ligatures w14:val="none"/>
+        </w:rPr>
+        <w:t>id</w:t>
+      </w:r>
+      <w:r>
+        <w:rPr>
+          <w:rFonts w:ascii="Consolas" w:eastAsia="Times New Roman" w:hAnsi="Consolas" w:cs="Times New Roman"/>
+          <w:color w:val="D4D4D4"/>
+          <w:kern w:val="0"/>
+          <w:sz w:val="21"/>
+          <w:szCs w:val="21"/>
+          <w:lang w:eastAsia="tr-TR"/>
+          <w14:ligatures w14:val="none"/>
+        </w:rPr>
+        <w:t>=</w:t>
+      </w:r>
+      <w:r>
+        <w:rPr>
+          <w:rFonts w:ascii="Consolas" w:eastAsia="Times New Roman" w:hAnsi="Consolas" w:cs="Times New Roman"/>
+          <w:color w:val="A5D6FF"/>
+          <w:kern w:val="0"/>
+          <w:sz w:val="21"/>
+          <w:szCs w:val="21"/>
+          <w:lang w:eastAsia="tr-TR"/>
+          <w14:ligatures w14:val="none"/>
+        </w:rPr>
+        <w:t>"code"</w:t>
+      </w:r>
+      <w:r>
+        <w:rPr>
+          <w:rFonts w:ascii="Consolas" w:eastAsia="Times New Roman" w:hAnsi="Consolas" w:cs="Times New Roman"/>
+          <w:color w:val="808080"/>
+          <w:kern w:val="0"/>
+          <w:sz w:val="21"/>
+          <w:szCs w:val="21"/>
+          <w:lang w:eastAsia="tr-TR"/>
+          <w14:ligatures w14:val="none"/>
+        </w:rPr>
+        <w:t>&gt;</w:t>
+      </w:r>
+    </w:p>
+    <w:p>
+      <w:pPr>
+        <w:shd w:val="clear" w:color="auto" w:fill="121314"/>
+        <w:spacing w:after="0" w:line="285" w:lineRule="atLeast"/>
+        <w:rPr>
+          <w:rFonts w:ascii="Consolas" w:eastAsia="Times New Roman" w:hAnsi="Consolas" w:cs="Times New Roman"/>
+          <w:color w:val="BBBEBF"/>
+          <w:kern w:val="0"/>
+          <w:sz w:val="21"/>
+          <w:szCs w:val="21"/>
+          <w:lang w:eastAsia="tr-TR"/>
+          <w14:ligatures w14:val="none"/>
+        </w:rPr>
+      </w:pPr>
+      <w:r>
+        <w:rPr>
+          <w:rFonts w:ascii="Consolas" w:eastAsia="Times New Roman" w:hAnsi="Consolas" w:cs="Times New Roman"/>
+          <w:color w:val="C9D1D9"/>
+          <w:kern w:val="0"/>
+          <w:sz w:val="21"/>
+          <w:szCs w:val="21"/>
+          <w:lang w:eastAsia="tr-TR"/>
+          <w14:ligatures w14:val="none"/>
+        </w:rPr>
+        <w:t xml:space="preserve">                </w:t>
+      </w:r>
+      <w:r>
+        <w:rPr>
+          <w:rFonts w:ascii="Consolas" w:eastAsia="Times New Roman" w:hAnsi="Consolas" w:cs="Times New Roman"/>
+          <w:color w:val="808080"/>
+          <w:kern w:val="0"/>
+          <w:sz w:val="21"/>
+          <w:szCs w:val="21"/>
+          <w:lang w:eastAsia="tr-TR"/>
+          <w14:ligatures w14:val="none"/>
+        </w:rPr>
+        <w:t>&lt;/</w:t>
+      </w:r>
+      <w:r>
+        <w:rPr>
+          <w:rFonts w:ascii="Consolas" w:eastAsia="Times New Roman" w:hAnsi="Consolas" w:cs="Times New Roman"/>
+          <w:color w:val="7EE787"/>
+          <w:kern w:val="0"/>
+          <w:sz w:val="21"/>
+          <w:szCs w:val="21"/>
+          <w:lang w:eastAsia="tr-TR"/>
+          <w14:ligatures w14:val="none"/>
+        </w:rPr>
+        <w:t>textarea</w:t>
+      </w:r>
+      <w:r>
+        <w:rPr>
+          <w:rFonts w:ascii="Consolas" w:eastAsia="Times New Roman" w:hAnsi="Consolas" w:cs="Times New Roman"/>
+          <w:color w:val="808080"/>
+          <w:kern w:val="0"/>
+          <w:sz w:val="21"/>
+          <w:szCs w:val="21"/>
+          <w:lang w:eastAsia="tr-TR"/>
+          <w14:ligatures w14:val="none"/>
+        </w:rPr>
+        <w:t>&gt;</w:t>
+      </w:r>
+    </w:p>
+    <w:p>
+      <w:pPr>
+        <w:shd w:val="clear" w:color="auto" w:fill="121314"/>
+        <w:spacing w:after="0" w:line="285" w:lineRule="atLeast"/>
+        <w:rPr>
+          <w:rFonts w:ascii="Consolas" w:eastAsia="Times New Roman" w:hAnsi="Consolas" w:cs="Times New Roman"/>
+          <w:color w:val="BBBEBF"/>
+          <w:kern w:val="0"/>
+          <w:sz w:val="21"/>
+          <w:szCs w:val="21"/>
+          <w:lang w:eastAsia="tr-TR"/>
+          <w14:ligatures w14:val="none"/>
+        </w:rPr>
+      </w:pPr>
+      <w:r>
+        <w:rPr>
+          <w:rFonts w:ascii="Consolas" w:eastAsia="Times New Roman" w:hAnsi="Consolas" w:cs="Times New Roman"/>
+          <w:color w:val="C9D1D9"/>
+          <w:kern w:val="0"/>
+          <w:sz w:val="21"/>
+          <w:szCs w:val="21"/>
+          <w:lang w:eastAsia="tr-TR"/>
+          <w14:ligatures w14:val="none"/>
+        </w:rPr>
+        <w:t xml:space="preserve">            </w:t>
+      </w:r>
+      <w:r>
+        <w:rPr>
+          <w:rFonts w:ascii="Consolas" w:eastAsia="Times New Roman" w:hAnsi="Consolas" w:cs="Times New Roman"/>
+          <w:color w:val="808080"/>
+          <w:kern w:val="0"/>
+          <w:sz w:val="21"/>
+          <w:szCs w:val="21"/>
+          <w:lang w:eastAsia="tr-TR"/>
+          <w14:ligatures w14:val="none"/>
+        </w:rPr>
+        <w:t>&lt;/</w:t>
+      </w:r>
+      <w:r>
+        <w:rPr>
+          <w:rFonts w:ascii="Consolas" w:eastAsia="Times New Roman" w:hAnsi="Consolas" w:cs="Times New Roman"/>
+          <w:color w:val="7EE787"/>
+          <w:kern w:val="0"/>
+          <w:sz w:val="21"/>
+          <w:szCs w:val="21"/>
+          <w:lang w:eastAsia="tr-TR"/>
+          <w14:ligatures w14:val="none"/>
+        </w:rPr>
+        <w:t>div</w:t>
+      </w:r>
+      <w:r>
+        <w:rPr>
+          <w:rFonts w:ascii="Consolas" w:eastAsia="Times New Roman" w:hAnsi="Consolas" w:cs="Times New Roman"/>
+          <w:color w:val="808080"/>
+          <w:kern w:val="0"/>
+          <w:sz w:val="21"/>
+          <w:szCs w:val="21"/>
+          <w:lang w:eastAsia="tr-TR"/>
+          <w14:ligatures w14:val="none"/>
+        </w:rPr>
+        <w:t>&gt;</w:t>
+      </w:r>
+    </w:p>
+    <w:p>
+      <w:pPr>
+        <w:shd w:val="clear" w:color="auto" w:fill="121314"/>
+        <w:spacing w:after="0" w:line="285" w:lineRule="atLeast"/>
+        <w:rPr>
+          <w:rFonts w:ascii="Consolas" w:eastAsia="Times New Roman" w:hAnsi="Consolas" w:cs="Times New Roman"/>
+          <w:color w:val="BBBEBF"/>
+          <w:kern w:val="0"/>
+          <w:sz w:val="21"/>
+          <w:szCs w:val="21"/>
+          <w:lang w:eastAsia="tr-TR"/>
+          <w14:ligatures w14:val="none"/>
+        </w:rPr>
+      </w:pPr>
+      <w:r>
+        <w:rPr>
+          <w:rFonts w:ascii="Consolas" w:eastAsia="Times New Roman" w:hAnsi="Consolas" w:cs="Times New Roman"/>
+          <w:color w:val="C9D1D9"/>
+          <w:kern w:val="0"/>
+          <w:sz w:val="21"/>
+          <w:szCs w:val="21"/>
+          <w:lang w:eastAsia="tr-TR"/>
+          <w14:ligatures w14:val="none"/>
+        </w:rPr>
+        <w:t xml:space="preserve">            </w:t>
+      </w:r>
+      <w:r>
+        <w:rPr>
+          <w:rFonts w:ascii="Consolas" w:eastAsia="Times New Roman" w:hAnsi="Consolas" w:cs="Times New Roman"/>
+          <w:color w:val="808080"/>
+          <w:kern w:val="0"/>
+          <w:sz w:val="21"/>
+          <w:szCs w:val="21"/>
+          <w:lang w:eastAsia="tr-TR"/>
+          <w14:ligatures w14:val="none"/>
+        </w:rPr>
+        <w:t>&lt;</w:t>
+      </w:r>
+      <w:r>
+        <w:rPr>
+          <w:rFonts w:ascii="Consolas" w:eastAsia="Times New Roman" w:hAnsi="Consolas" w:cs="Times New Roman"/>
+          <w:color w:val="7EE787"/>
+          <w:kern w:val="0"/>
+          <w:sz w:val="21"/>
+          <w:szCs w:val="21"/>
+          <w:lang w:eastAsia="tr-TR"/>
+          <w14:ligatures w14:val="none"/>
+        </w:rPr>
+        <w:t>button</w:t>
+      </w:r>
+      <w:r>
+        <w:rPr>
+          <w:rFonts w:ascii="Consolas" w:eastAsia="Times New Roman" w:hAnsi="Consolas" w:cs="Times New Roman"/>
+          <w:color w:val="C9D1D9"/>
+          <w:kern w:val="0"/>
+          <w:sz w:val="21"/>
+          <w:szCs w:val="21"/>
+          <w:lang w:eastAsia="tr-TR"/>
+          <w14:ligatures w14:val="none"/>
+        </w:rPr>
+        <w:t xml:space="preserve"> </w:t>
+      </w:r>
+      <w:r>
+        <w:rPr>
+          <w:rFonts w:ascii="Consolas" w:eastAsia="Times New Roman" w:hAnsi="Consolas" w:cs="Times New Roman"/>
+          <w:color w:val="9CDCFE"/>
+          <w:kern w:val="0"/>
+          <w:sz w:val="21"/>
+          <w:szCs w:val="21"/>
+          <w:lang w:eastAsia="tr-TR"/>
+          <w14:ligatures w14:val="none"/>
+        </w:rPr>
+        <w:t>type</w:t>
+      </w:r>
+      <w:r>
+        <w:rPr>
+          <w:rFonts w:ascii="Consolas" w:eastAsia="Times New Roman" w:hAnsi="Consolas" w:cs="Times New Roman"/>
+          <w:color w:val="D4D4D4"/>
+          <w:kern w:val="0"/>
+          <w:sz w:val="21"/>
+          <w:szCs w:val="21"/>
+          <w:lang w:eastAsia="tr-TR"/>
+          <w14:ligatures w14:val="none"/>
+        </w:rPr>
+        <w:t>=</w:t>
+      </w:r>
+      <w:r>
+        <w:rPr>
+          <w:rFonts w:ascii="Consolas" w:eastAsia="Times New Roman" w:hAnsi="Consolas" w:cs="Times New Roman"/>
+          <w:color w:val="A5D6FF"/>
+          <w:kern w:val="0"/>
+          <w:sz w:val="21"/>
+          <w:szCs w:val="21"/>
+          <w:lang w:eastAsia="tr-TR"/>
+          <w14:ligatures w14:val="none"/>
+        </w:rPr>
+        <w:t>"submit"</w:t>
+      </w:r>
+      <w:r>
+        <w:rPr>
+          <w:rFonts w:ascii="Consolas" w:eastAsia="Times New Roman" w:hAnsi="Consolas" w:cs="Times New Roman"/>
+          <w:color w:val="C9D1D9"/>
+          <w:kern w:val="0"/>
+          <w:sz w:val="21"/>
+          <w:szCs w:val="21"/>
+          <w:lang w:eastAsia="tr-TR"/>
+          <w14:ligatures w14:val="none"/>
+        </w:rPr>
+        <w:t xml:space="preserve"> </w:t>
+      </w:r>
+      <w:r>
+        <w:rPr>
+          <w:rFonts w:ascii="Consolas" w:eastAsia="Times New Roman" w:hAnsi="Consolas" w:cs="Times New Roman"/>
+          <w:color w:val="9CDCFE"/>
+          <w:kern w:val="0"/>
+          <w:sz w:val="21"/>
+          <w:szCs w:val="21"/>
+          <w:lang w:eastAsia="tr-TR"/>
+          <w14:ligatures w14:val="none"/>
+        </w:rPr>
+        <w:t>className</w:t>
+      </w:r>
+      <w:r>
+        <w:rPr>
+          <w:rFonts w:ascii="Consolas" w:eastAsia="Times New Roman" w:hAnsi="Consolas" w:cs="Times New Roman"/>
+          <w:color w:val="D4D4D4"/>
+          <w:kern w:val="0"/>
+          <w:sz w:val="21"/>
+          <w:szCs w:val="21"/>
+          <w:lang w:eastAsia="tr-TR"/>
+          <w14:ligatures w14:val="none"/>
+        </w:rPr>
+        <w:t>=</w:t>
+      </w:r>
+      <w:r>
+        <w:rPr>
+          <w:rFonts w:ascii="Consolas" w:eastAsia="Times New Roman" w:hAnsi="Consolas" w:cs="Times New Roman"/>
+          <w:color w:val="A5D6FF"/>
+          <w:kern w:val="0"/>
+          <w:sz w:val="21"/>
+          <w:szCs w:val="21"/>
+          <w:lang w:eastAsia="tr-TR"/>
+          <w14:ligatures w14:val="none"/>
+        </w:rPr>
+        <w:t>"rounded p-2 bg-blue-300"</w:t>
+      </w:r>
+      <w:r>
+        <w:rPr>
+          <w:rFonts w:ascii="Consolas" w:eastAsia="Times New Roman" w:hAnsi="Consolas" w:cs="Times New Roman"/>
+          <w:color w:val="808080"/>
+          <w:kern w:val="0"/>
+          <w:sz w:val="21"/>
+          <w:szCs w:val="21"/>
+          <w:lang w:eastAsia="tr-TR"/>
+          <w14:ligatures w14:val="none"/>
+        </w:rPr>
+        <w:t>&gt;</w:t>
+      </w:r>
+      <w:r>
+        <w:rPr>
+          <w:rFonts w:ascii="Consolas" w:eastAsia="Times New Roman" w:hAnsi="Consolas" w:cs="Times New Roman"/>
+          <w:color w:val="C9D1D9"/>
+          <w:kern w:val="0"/>
+          <w:sz w:val="21"/>
+          <w:szCs w:val="21"/>
+          <w:lang w:eastAsia="tr-TR"/>
+          <w14:ligatures w14:val="none"/>
+        </w:rPr>
+        <w:t>Create</w:t>
+      </w:r>
+      <w:r>
+        <w:rPr>
+          <w:rFonts w:ascii="Consolas" w:eastAsia="Times New Roman" w:hAnsi="Consolas" w:cs="Times New Roman"/>
+          <w:color w:val="808080"/>
+          <w:kern w:val="0"/>
+          <w:sz w:val="21"/>
+          <w:szCs w:val="21"/>
+          <w:lang w:eastAsia="tr-TR"/>
+          <w14:ligatures w14:val="none"/>
+        </w:rPr>
+        <w:t>&lt;/</w:t>
+      </w:r>
+      <w:r>
+        <w:rPr>
+          <w:rFonts w:ascii="Consolas" w:eastAsia="Times New Roman" w:hAnsi="Consolas" w:cs="Times New Roman"/>
+          <w:color w:val="7EE787"/>
+          <w:kern w:val="0"/>
+          <w:sz w:val="21"/>
+          <w:szCs w:val="21"/>
+          <w:lang w:eastAsia="tr-TR"/>
+          <w14:ligatures w14:val="none"/>
+        </w:rPr>
+        <w:t>button</w:t>
+      </w:r>
+      <w:r>
+        <w:rPr>
+          <w:rFonts w:ascii="Consolas" w:eastAsia="Times New Roman" w:hAnsi="Consolas" w:cs="Times New Roman"/>
+          <w:color w:val="808080"/>
+          <w:kern w:val="0"/>
+          <w:sz w:val="21"/>
+          <w:szCs w:val="21"/>
+          <w:lang w:eastAsia="tr-TR"/>
+          <w14:ligatures w14:val="none"/>
+        </w:rPr>
+        <w:t>&gt;</w:t>
+      </w:r>
+    </w:p>
+    <w:p>
+      <w:pPr>
+        <w:shd w:val="clear" w:color="auto" w:fill="121314"/>
+        <w:spacing w:after="0" w:line="285" w:lineRule="atLeast"/>
+        <w:rPr>
+          <w:rFonts w:ascii="Consolas" w:eastAsia="Times New Roman" w:hAnsi="Consolas" w:cs="Times New Roman"/>
+          <w:color w:val="BBBEBF"/>
+          <w:kern w:val="0"/>
+          <w:sz w:val="21"/>
+          <w:szCs w:val="21"/>
+          <w:lang w:eastAsia="tr-TR"/>
+          <w14:ligatures w14:val="none"/>
+        </w:rPr>
+      </w:pPr>
+      <w:r>
+        <w:rPr>
+          <w:rFonts w:ascii="Consolas" w:eastAsia="Times New Roman" w:hAnsi="Consolas" w:cs="Times New Roman"/>
+          <w:color w:val="C9D1D9"/>
+          <w:kern w:val="0"/>
+          <w:sz w:val="21"/>
+          <w:szCs w:val="21"/>
+          <w:lang w:eastAsia="tr-TR"/>
+          <w14:ligatures w14:val="none"/>
+        </w:rPr>
+        <w:t xml:space="preserve">        </w:t>
+      </w:r>
+      <w:r>
+        <w:rPr>
+          <w:rFonts w:ascii="Consolas" w:eastAsia="Times New Roman" w:hAnsi="Consolas" w:cs="Times New Roman"/>
+          <w:color w:val="808080"/>
+          <w:kern w:val="0"/>
+          <w:sz w:val="21"/>
+          <w:szCs w:val="21"/>
+          <w:lang w:eastAsia="tr-TR"/>
+          <w14:ligatures w14:val="none"/>
+        </w:rPr>
+        <w:t>&lt;/</w:t>
+      </w:r>
+      <w:r>
+        <w:rPr>
+          <w:rFonts w:ascii="Consolas" w:eastAsia="Times New Roman" w:hAnsi="Consolas" w:cs="Times New Roman"/>
+          <w:color w:val="7EE787"/>
+          <w:kern w:val="0"/>
+          <w:sz w:val="21"/>
+          <w:szCs w:val="21"/>
+          <w:lang w:eastAsia="tr-TR"/>
+          <w14:ligatures w14:val="none"/>
+        </w:rPr>
+        <w:t>div</w:t>
+      </w:r>
+      <w:r>
+        <w:rPr>
+          <w:rFonts w:ascii="Consolas" w:eastAsia="Times New Roman" w:hAnsi="Consolas" w:cs="Times New Roman"/>
+          <w:color w:val="808080"/>
+          <w:kern w:val="0"/>
+          <w:sz w:val="21"/>
+          <w:szCs w:val="21"/>
+          <w:lang w:eastAsia="tr-TR"/>
+          <w14:ligatures w14:val="none"/>
+        </w:rPr>
+        <w:t>&gt;</w:t>
+      </w:r>
+    </w:p>
+    <w:p>
+      <w:pPr>
+        <w:shd w:val="clear" w:color="auto" w:fill="121314"/>
+        <w:spacing w:after="0" w:line="285" w:lineRule="atLeast"/>
+        <w:rPr>
+          <w:rFonts w:ascii="Consolas" w:eastAsia="Times New Roman" w:hAnsi="Consolas" w:cs="Times New Roman"/>
+          <w:color w:val="BBBEBF"/>
+          <w:kern w:val="0"/>
+          <w:sz w:val="21"/>
+          <w:szCs w:val="21"/>
+          <w:lang w:eastAsia="tr-TR"/>
+          <w14:ligatures w14:val="none"/>
+        </w:rPr>
+      </w:pPr>
+      <w:r>
+        <w:rPr>
+          <w:rFonts w:ascii="Consolas" w:eastAsia="Times New Roman" w:hAnsi="Consolas" w:cs="Times New Roman"/>
+          <w:color w:val="C9D1D9"/>
+          <w:kern w:val="0"/>
+          <w:sz w:val="21"/>
+          <w:szCs w:val="21"/>
+          <w:lang w:eastAsia="tr-TR"/>
+          <w14:ligatures w14:val="none"/>
+        </w:rPr>
+        <w:t xml:space="preserve">    </w:t>
+      </w:r>
+      <w:r>
+        <w:rPr>
+          <w:rFonts w:ascii="Consolas" w:eastAsia="Times New Roman" w:hAnsi="Consolas" w:cs="Times New Roman"/>
+          <w:color w:val="808080"/>
+          <w:kern w:val="0"/>
+          <w:sz w:val="21"/>
+          <w:szCs w:val="21"/>
+          <w:lang w:eastAsia="tr-TR"/>
+          <w14:ligatures w14:val="none"/>
+        </w:rPr>
+        <w:t>&lt;/</w:t>
+      </w:r>
+      <w:r>
+        <w:rPr>
+          <w:rFonts w:ascii="Consolas" w:eastAsia="Times New Roman" w:hAnsi="Consolas" w:cs="Times New Roman"/>
+          <w:color w:val="7EE787"/>
+          <w:kern w:val="0"/>
+          <w:sz w:val="21"/>
+          <w:szCs w:val="21"/>
+          <w:lang w:eastAsia="tr-TR"/>
+          <w14:ligatures w14:val="none"/>
+        </w:rPr>
+        <w:t>form</w:t>
+      </w:r>
+      <w:r>
+        <w:rPr>
+          <w:rFonts w:ascii="Consolas" w:eastAsia="Times New Roman" w:hAnsi="Consolas" w:cs="Times New Roman"/>
+          <w:color w:val="808080"/>
+          <w:kern w:val="0"/>
+          <w:sz w:val="21"/>
+          <w:szCs w:val="21"/>
+          <w:lang w:eastAsia="tr-TR"/>
+          <w14:ligatures w14:val="none"/>
+        </w:rPr>
+        <w:t>&gt;</w:t>
+      </w:r>
+    </w:p>
+    <w:p>
+      <w:pPr>
+        <w:shd w:val="clear" w:color="auto" w:fill="121314"/>
+        <w:spacing w:after="0" w:line="285" w:lineRule="atLeast"/>
+        <w:rPr>
+          <w:rFonts w:ascii="Consolas" w:eastAsia="Times New Roman" w:hAnsi="Consolas" w:cs="Times New Roman"/>
+          <w:color w:val="BBBEBF"/>
+          <w:kern w:val="0"/>
+          <w:sz w:val="21"/>
+          <w:szCs w:val="21"/>
+          <w:lang w:eastAsia="tr-TR"/>
+          <w14:ligatures w14:val="none"/>
+        </w:rPr>
+      </w:pPr>
+      <w:r>
+        <w:rPr>
+          <w:rFonts w:ascii="Consolas" w:eastAsia="Times New Roman" w:hAnsi="Consolas" w:cs="Times New Roman"/>
+          <w:color w:val="C9D1D9"/>
+          <w:kern w:val="0"/>
+          <w:sz w:val="21"/>
+          <w:szCs w:val="21"/>
+          <w:lang w:eastAsia="tr-TR"/>
+          <w14:ligatures w14:val="none"/>
+        </w:rPr>
+        <w:t>}</w:t>
+      </w:r>
+    </w:p>
+    <w:p>
+      <w:pPr>
+        <w:rPr>
+          <w:rFonts w:ascii="Lucida Console" w:hAnsi="Lucida Console"/>
+          <w:b/>
+          <w:bCs/>
+        </w:rPr>
+      </w:pPr>
+    </w:p>
+    <w:p>
+      <w:pPr>
+        <w:rPr>
+          <w:rFonts w:ascii="Lucida Console" w:hAnsi="Lucida Console"/>
+        </w:rPr>
+      </w:pPr>
+      <w:r>
+        <w:rPr>
+          <w:rFonts w:ascii="Lucida Console" w:hAnsi="Lucida Console"/>
+        </w:rPr>
+        <w:t>default &lt;form&gt; element with submit button</w:t>
+      </w:r>
+    </w:p>
+    <w:p>
+      <w:pPr>
+        <w:rPr>
+          <w:rFonts w:ascii="Lucida Console" w:hAnsi="Lucida Console"/>
+        </w:rPr>
+      </w:pPr>
     </w:p>
     <w:sectPr>
       <w:pgSz w:w="11906" w:h="16838"/>
